--- a/Formlar/Kullanilan_Kaliplar-tema-1.docx
+++ b/Formlar/Kullanilan_Kaliplar-tema-1.docx
@@ -489,6 +489,127 @@
         <w:tc>
           <w:tcPr>
             <w:tcW w:w="1656" w:type="dxa"/>
+            <w:shd w:val="clear" w:color="auto" w:fill="E97132" w:themeFill="accent2"/>
+          </w:tcPr>
+          <w:p>
+            <w:pPr>
+              <w:jc w:val="both"/>
+              <w:rPr>
+                <w:rFonts w:ascii="Times New Roman" w:hAnsi="Times New Roman" w:cs="Times New Roman"/>
+                <w:lang w:val="tr-TR"/>
+              </w:rPr>
+            </w:pPr>
+            <w:r>
+              <w:rPr>
+                <w:rFonts w:ascii="Times New Roman" w:hAnsi="Times New Roman" w:cs="Times New Roman"/>
+                <w:lang w:val="tr-TR"/>
+              </w:rPr>
+              <w:t xml:space="preserve">Geri Dön ve </w:t>
+            </w:r>
+            <w:r>
+              <w:rPr>
+                <w:rFonts w:ascii="Times New Roman" w:hAnsi="Times New Roman" w:cs="Times New Roman"/>
+                <w:lang w:val="tr-TR"/>
+              </w:rPr>
+              <w:t>Karşılaştır</w:t>
+            </w:r>
+          </w:p>
+        </w:tc>
+        <w:tc>
+          <w:tcPr>
+            <w:tcW w:w="1086" w:type="dxa"/>
+            <w:shd w:val="clear" w:color="auto" w:fill="E97132" w:themeFill="accent2"/>
+          </w:tcPr>
+          <w:p>
+            <w:pPr>
+              <w:jc w:val="both"/>
+              <w:rPr>
+                <w:rFonts w:ascii="Times New Roman" w:hAnsi="Times New Roman" w:cs="Times New Roman"/>
+                <w:lang w:val="tr-TR"/>
+              </w:rPr>
+            </w:pPr>
+            <w:r>
+              <w:rPr>
+                <w:rFonts w:ascii="Times New Roman" w:hAnsi="Times New Roman" w:cs="Times New Roman"/>
+                <w:lang w:val="tr-TR"/>
+              </w:rPr>
+              <w:t>1.</w:t>
+            </w:r>
+            <w:r>
+              <w:rPr>
+                <w:rFonts w:ascii="Times New Roman" w:hAnsi="Times New Roman" w:cs="Times New Roman"/>
+                <w:lang w:val="tr-TR"/>
+              </w:rPr>
+              <w:t>1</w:t>
+            </w:r>
+            <w:r>
+              <w:rPr>
+                <w:rFonts w:ascii="Times New Roman" w:hAnsi="Times New Roman" w:cs="Times New Roman"/>
+                <w:lang w:val="tr-TR"/>
+              </w:rPr>
+              <w:t>.</w:t>
+            </w:r>
+          </w:p>
+        </w:tc>
+        <w:tc>
+          <w:tcPr>
+            <w:tcW w:w="5527" w:type="dxa"/>
+            <w:shd w:val="clear" w:color="auto" w:fill="E97132" w:themeFill="accent2"/>
+          </w:tcPr>
+          <w:p>
+            <w:pPr>
+              <w:jc w:val="both"/>
+              <w:rPr>
+                <w:rFonts w:ascii="Times New Roman" w:hAnsi="Times New Roman" w:cs="Times New Roman"/>
+                <w:lang w:val="tr-TR"/>
+              </w:rPr>
+            </w:pPr>
+            <w:r>
+              <w:rPr>
+                <w:rFonts w:ascii="Times New Roman" w:hAnsi="Times New Roman" w:cs="Times New Roman"/>
+                <w:lang w:val="tr-TR"/>
+              </w:rPr>
+              <w:t>Kim11.1.1 / 1.1.1.</w:t>
+            </w:r>
+            <w:r>
+              <w:t xml:space="preserve"> </w:t>
+            </w:r>
+            <w:r>
+              <w:rPr>
+                <w:rFonts w:ascii="Times New Roman" w:hAnsi="Times New Roman" w:cs="Times New Roman"/>
+                <w:lang w:val="tr-TR"/>
+              </w:rPr>
+              <w:t>Tepkimelerde Meydana Gelen Enerji Değişimi</w:t>
+            </w:r>
+          </w:p>
+        </w:tc>
+      </w:tr>
+      <w:tr>
+        <w:tc>
+          <w:tcPr>
+            <w:tcW w:w="1081" w:type="dxa"/>
+            <w:shd w:val="clear" w:color="auto" w:fill="FFC000"/>
+          </w:tcPr>
+          <w:p>
+            <w:pPr>
+              <w:jc w:val="both"/>
+              <w:rPr>
+                <w:rFonts w:ascii="Times New Roman" w:hAnsi="Times New Roman" w:cs="Times New Roman"/>
+                <w:lang w:val="tr-TR"/>
+              </w:rPr>
+            </w:pPr>
+            <w:r>
+              <w:rPr>
+                <w:rFonts w:ascii="Times New Roman" w:hAnsi="Times New Roman" w:cs="Times New Roman"/>
+                <w:lang w:val="tr-TR"/>
+              </w:rPr>
+              <w:t>Tema-1</w:t>
+            </w:r>
+          </w:p>
+        </w:tc>
+        <w:tc>
+          <w:tcPr>
+            <w:tcW w:w="1656" w:type="dxa"/>
             <w:shd w:val="clear" w:color="auto" w:fill="FFC000"/>
           </w:tcPr>
           <w:p>
@@ -548,21 +669,7 @@
                 <w:rFonts w:ascii="Times New Roman" w:hAnsi="Times New Roman" w:cs="Times New Roman"/>
                 <w:lang w:val="tr-TR"/>
               </w:rPr>
-              <w:t>Kim1</w:t>
-            </w:r>
-            <w:r>
-              <w:rPr>
-                <w:rFonts w:ascii="Times New Roman" w:hAnsi="Times New Roman" w:cs="Times New Roman"/>
-                <w:lang w:val="tr-TR"/>
-              </w:rPr>
-              <w:t>1</w:t>
-            </w:r>
-            <w:r>
-              <w:rPr>
-                <w:rFonts w:ascii="Times New Roman" w:hAnsi="Times New Roman" w:cs="Times New Roman"/>
-                <w:lang w:val="tr-TR"/>
-              </w:rPr>
-              <w:t>.1.1 / 1.1.1.</w:t>
+              <w:t>Kim11.1.1 / 1.1.1.</w:t>
             </w:r>
             <w:r>
               <w:t xml:space="preserve"> </w:t>
@@ -1460,21 +1567,7 @@
                 <w:rFonts w:ascii="Times New Roman" w:hAnsi="Times New Roman" w:cs="Times New Roman"/>
                 <w:lang w:val="tr-TR"/>
               </w:rPr>
-              <w:t>Kim10.1.</w:t>
-            </w:r>
-            <w:r>
-              <w:rPr>
-                <w:rFonts w:ascii="Times New Roman" w:hAnsi="Times New Roman" w:cs="Times New Roman"/>
-                <w:lang w:val="tr-TR"/>
-              </w:rPr>
-              <w:t>5</w:t>
-            </w:r>
-            <w:r>
-              <w:rPr>
-                <w:rFonts w:ascii="Times New Roman" w:hAnsi="Times New Roman" w:cs="Times New Roman"/>
-                <w:lang w:val="tr-TR"/>
-              </w:rPr>
-              <w:t xml:space="preserve"> / </w:t>
+              <w:t xml:space="preserve">Kim10.1.5 / </w:t>
             </w:r>
             <w:r>
               <w:rPr>
@@ -2630,6 +2723,7 @@
                 <w:rFonts w:ascii="Times New Roman" w:hAnsi="Times New Roman" w:cs="Times New Roman"/>
                 <w:lang w:val="tr-TR"/>
               </w:rPr>
+              <w:lastRenderedPageBreak/>
               <w:t>Tema-1</w:t>
             </w:r>
           </w:p>
@@ -2738,42 +2832,7 @@
                 <w:rFonts w:ascii="Times New Roman" w:hAnsi="Times New Roman" w:cs="Times New Roman"/>
                 <w:lang w:val="tr-TR"/>
               </w:rPr>
-              <w:t xml:space="preserve"> </w:t>
-            </w:r>
-            <w:r>
-              <w:rPr>
-                <w:rFonts w:ascii="Times New Roman" w:hAnsi="Times New Roman" w:cs="Times New Roman"/>
-                <w:lang w:val="tr-TR"/>
-              </w:rPr>
-              <w:t xml:space="preserve">Gazların </w:t>
-            </w:r>
-            <w:r>
-              <w:rPr>
-                <w:rFonts w:ascii="Times New Roman" w:hAnsi="Times New Roman" w:cs="Times New Roman"/>
-                <w:lang w:val="tr-TR"/>
-              </w:rPr>
-              <w:t xml:space="preserve">Kinetik </w:t>
-            </w:r>
-            <w:r>
-              <w:rPr>
-                <w:rFonts w:ascii="Times New Roman" w:hAnsi="Times New Roman" w:cs="Times New Roman"/>
-                <w:lang w:val="tr-TR"/>
-              </w:rPr>
-              <w:t xml:space="preserve">Moleküler </w:t>
-            </w:r>
-            <w:r>
-              <w:rPr>
-                <w:rFonts w:ascii="Times New Roman" w:hAnsi="Times New Roman" w:cs="Times New Roman"/>
-                <w:lang w:val="tr-TR"/>
-              </w:rPr>
-              <w:t>Teori</w:t>
-            </w:r>
-            <w:r>
-              <w:rPr>
-                <w:rFonts w:ascii="Times New Roman" w:hAnsi="Times New Roman" w:cs="Times New Roman"/>
-                <w:lang w:val="tr-TR"/>
-              </w:rPr>
-              <w:t>si</w:t>
+              <w:t xml:space="preserve"> Gazların Kinetik Moleküler Teorisi</w:t>
             </w:r>
           </w:p>
         </w:tc>
@@ -2797,7 +2856,6 @@
                 <w:rFonts w:ascii="Times New Roman" w:hAnsi="Times New Roman" w:cs="Times New Roman"/>
                 <w:lang w:val="tr-TR"/>
               </w:rPr>
-              <w:lastRenderedPageBreak/>
               <w:t>Tema-1</w:t>
             </w:r>
           </w:p>
@@ -3031,14 +3089,7 @@
                 <w:rFonts w:ascii="Times New Roman" w:hAnsi="Times New Roman" w:cs="Times New Roman"/>
                 <w:lang w:val="tr-TR"/>
               </w:rPr>
-              <w:t xml:space="preserve"> İdeal Gaz Yasası</w:t>
-            </w:r>
-            <w:r>
-              <w:rPr>
-                <w:rFonts w:ascii="Times New Roman" w:hAnsi="Times New Roman" w:cs="Times New Roman"/>
-                <w:lang w:val="tr-TR"/>
-              </w:rPr>
-              <w:t xml:space="preserve"> </w:t>
+              <w:t xml:space="preserve"> İdeal Gaz Yasası </w:t>
             </w:r>
           </w:p>
         </w:tc>
@@ -3387,14 +3438,7 @@
                 <w:rFonts w:ascii="Times New Roman" w:hAnsi="Times New Roman" w:cs="Times New Roman"/>
                 <w:lang w:val="tr-TR"/>
               </w:rPr>
-              <w:t>1</w:t>
-            </w:r>
-            <w:r>
-              <w:rPr>
-                <w:rFonts w:ascii="Times New Roman" w:hAnsi="Times New Roman" w:cs="Times New Roman"/>
-                <w:lang w:val="tr-TR"/>
-              </w:rPr>
-              <w:t>2</w:t>
+              <w:t>12</w:t>
             </w:r>
             <w:r>
               <w:rPr>
@@ -3543,14 +3587,7 @@
                 <w:rFonts w:ascii="Times New Roman" w:hAnsi="Times New Roman" w:cs="Times New Roman"/>
                 <w:lang w:val="tr-TR"/>
               </w:rPr>
-              <w:t>1</w:t>
-            </w:r>
-            <w:r>
-              <w:rPr>
-                <w:rFonts w:ascii="Times New Roman" w:hAnsi="Times New Roman" w:cs="Times New Roman"/>
-                <w:lang w:val="tr-TR"/>
-              </w:rPr>
-              <w:t>3</w:t>
+              <w:t>13</w:t>
             </w:r>
             <w:r>
               <w:rPr>

--- a/Formlar/Kullanilan_Kaliplar-tema-1.docx
+++ b/Formlar/Kullanilan_Kaliplar-tema-1.docx
@@ -688,6 +688,148 @@
         <w:tc>
           <w:tcPr>
             <w:tcW w:w="1081" w:type="dxa"/>
+            <w:shd w:val="clear" w:color="auto" w:fill="00B0F0"/>
+          </w:tcPr>
+          <w:p>
+            <w:pPr>
+              <w:jc w:val="both"/>
+              <w:rPr>
+                <w:rFonts w:ascii="Times New Roman" w:hAnsi="Times New Roman" w:cs="Times New Roman"/>
+                <w:lang w:val="tr-TR"/>
+              </w:rPr>
+            </w:pPr>
+            <w:r>
+              <w:rPr>
+                <w:rFonts w:ascii="Times New Roman" w:hAnsi="Times New Roman" w:cs="Times New Roman"/>
+                <w:lang w:val="tr-TR"/>
+              </w:rPr>
+              <w:t>Tema-1</w:t>
+            </w:r>
+          </w:p>
+        </w:tc>
+        <w:tc>
+          <w:tcPr>
+            <w:tcW w:w="1656" w:type="dxa"/>
+            <w:shd w:val="clear" w:color="auto" w:fill="00B0F0"/>
+          </w:tcPr>
+          <w:p>
+            <w:pPr>
+              <w:jc w:val="both"/>
+              <w:rPr>
+                <w:rFonts w:ascii="Times New Roman" w:hAnsi="Times New Roman" w:cs="Times New Roman"/>
+                <w:lang w:val="tr-TR"/>
+              </w:rPr>
+            </w:pPr>
+            <w:r>
+              <w:rPr>
+                <w:rFonts w:ascii="Times New Roman" w:hAnsi="Times New Roman" w:cs="Times New Roman"/>
+                <w:lang w:val="tr-TR"/>
+              </w:rPr>
+              <w:t xml:space="preserve">Analiz ve Keşif Atölyesi </w:t>
+            </w:r>
+          </w:p>
+        </w:tc>
+        <w:tc>
+          <w:tcPr>
+            <w:tcW w:w="1086" w:type="dxa"/>
+            <w:shd w:val="clear" w:color="auto" w:fill="00B0F0"/>
+          </w:tcPr>
+          <w:p>
+            <w:pPr>
+              <w:jc w:val="both"/>
+              <w:rPr>
+                <w:rFonts w:ascii="Times New Roman" w:hAnsi="Times New Roman" w:cs="Times New Roman"/>
+                <w:lang w:val="tr-TR"/>
+              </w:rPr>
+            </w:pPr>
+            <w:r>
+              <w:rPr>
+                <w:rFonts w:ascii="Times New Roman" w:hAnsi="Times New Roman" w:cs="Times New Roman"/>
+                <w:lang w:val="tr-TR"/>
+              </w:rPr>
+              <w:t>1.</w:t>
+            </w:r>
+            <w:r>
+              <w:rPr>
+                <w:rFonts w:ascii="Times New Roman" w:hAnsi="Times New Roman" w:cs="Times New Roman"/>
+                <w:lang w:val="tr-TR"/>
+              </w:rPr>
+              <w:t>2</w:t>
+            </w:r>
+            <w:r>
+              <w:rPr>
+                <w:rFonts w:ascii="Times New Roman" w:hAnsi="Times New Roman" w:cs="Times New Roman"/>
+                <w:lang w:val="tr-TR"/>
+              </w:rPr>
+              <w:t>.</w:t>
+            </w:r>
+          </w:p>
+        </w:tc>
+        <w:tc>
+          <w:tcPr>
+            <w:tcW w:w="5527" w:type="dxa"/>
+            <w:shd w:val="clear" w:color="auto" w:fill="00B0F0"/>
+          </w:tcPr>
+          <w:p>
+            <w:pPr>
+              <w:jc w:val="both"/>
+              <w:rPr>
+                <w:rFonts w:ascii="Times New Roman" w:hAnsi="Times New Roman" w:cs="Times New Roman"/>
+                <w:lang w:val="tr-TR"/>
+              </w:rPr>
+            </w:pPr>
+            <w:r>
+              <w:rPr>
+                <w:rFonts w:ascii="Times New Roman" w:hAnsi="Times New Roman" w:cs="Times New Roman"/>
+                <w:lang w:val="tr-TR"/>
+              </w:rPr>
+              <w:t>Kim11.1.</w:t>
+            </w:r>
+            <w:r>
+              <w:rPr>
+                <w:rFonts w:ascii="Times New Roman" w:hAnsi="Times New Roman" w:cs="Times New Roman"/>
+                <w:lang w:val="tr-TR"/>
+              </w:rPr>
+              <w:t>2</w:t>
+            </w:r>
+            <w:r>
+              <w:rPr>
+                <w:rFonts w:ascii="Times New Roman" w:hAnsi="Times New Roman" w:cs="Times New Roman"/>
+                <w:lang w:val="tr-TR"/>
+              </w:rPr>
+              <w:t xml:space="preserve"> / 1.1.</w:t>
+            </w:r>
+            <w:r>
+              <w:rPr>
+                <w:rFonts w:ascii="Times New Roman" w:hAnsi="Times New Roman" w:cs="Times New Roman"/>
+                <w:lang w:val="tr-TR"/>
+              </w:rPr>
+              <w:t>2</w:t>
+            </w:r>
+            <w:r>
+              <w:rPr>
+                <w:rFonts w:ascii="Times New Roman" w:hAnsi="Times New Roman" w:cs="Times New Roman"/>
+                <w:lang w:val="tr-TR"/>
+              </w:rPr>
+              <w:t>.</w:t>
+            </w:r>
+            <w:r>
+              <w:t xml:space="preserve"> </w:t>
+            </w:r>
+            <w:r>
+              <w:rPr>
+                <w:rFonts w:ascii="Times New Roman" w:hAnsi="Times New Roman" w:cs="Times New Roman"/>
+                <w:lang w:val="tr-TR"/>
+              </w:rPr>
+              <w:t>Maddelerin Enerji Kaynağı Olma Potansiyeli</w:t>
+            </w:r>
+          </w:p>
+        </w:tc>
+      </w:tr>
+      <w:tr>
+        <w:tc>
+          <w:tcPr>
+            <w:tcW w:w="1081" w:type="dxa"/>
             <w:shd w:val="clear" w:color="auto" w:fill="FFC000"/>
           </w:tcPr>
           <w:p>
@@ -764,28 +906,6 @@
                 <w:lang w:val="tr-TR"/>
               </w:rPr>
             </w:pPr>
-            <w:r>
-              <w:rPr>
-                <w:rFonts w:ascii="Times New Roman" w:hAnsi="Times New Roman" w:cs="Times New Roman"/>
-                <w:lang w:val="tr-TR"/>
-              </w:rPr>
-              <w:t xml:space="preserve">Kim10.1.2 / </w:t>
-            </w:r>
-            <w:r>
-              <w:rPr>
-                <w:rFonts w:ascii="Times New Roman" w:hAnsi="Times New Roman" w:cs="Times New Roman"/>
-                <w:lang w:val="tr-TR"/>
-              </w:rPr>
-              <w:t>1.1.2.</w:t>
-            </w:r>
-            <w:r>
-              <w:rPr>
-                <w:rFonts w:ascii="Times New Roman" w:hAnsi="Times New Roman" w:cs="Times New Roman"/>
-                <w:lang w:val="tr-TR"/>
-              </w:rPr>
-              <w:tab/>
-              <w:t>Kimyasal Tepkimelerin Oluşumu</w:t>
-            </w:r>
           </w:p>
         </w:tc>
       </w:tr>
@@ -869,20 +989,6 @@
                 <w:lang w:val="tr-TR"/>
               </w:rPr>
             </w:pPr>
-            <w:r>
-              <w:rPr>
-                <w:rFonts w:ascii="Times New Roman" w:hAnsi="Times New Roman" w:cs="Times New Roman"/>
-                <w:lang w:val="tr-TR"/>
-              </w:rPr>
-              <w:t xml:space="preserve">Kim10.1.2 / </w:t>
-            </w:r>
-            <w:r>
-              <w:rPr>
-                <w:rFonts w:ascii="Times New Roman" w:hAnsi="Times New Roman" w:cs="Times New Roman"/>
-                <w:lang w:val="tr-TR"/>
-              </w:rPr>
-              <w:t>1.1.2.Kimyasal Tepkimelerin Oluşumu</w:t>
-            </w:r>
           </w:p>
         </w:tc>
       </w:tr>
@@ -922,13 +1028,6 @@
                 <w:lang w:val="tr-TR"/>
               </w:rPr>
             </w:pPr>
-            <w:r>
-              <w:rPr>
-                <w:rFonts w:ascii="Times New Roman" w:hAnsi="Times New Roman" w:cs="Times New Roman"/>
-                <w:lang w:val="tr-TR"/>
-              </w:rPr>
-              <w:t xml:space="preserve">Analiz ve Keşif Atölyesi </w:t>
-            </w:r>
           </w:p>
         </w:tc>
         <w:tc>
@@ -944,13 +1043,6 @@
                 <w:lang w:val="tr-TR"/>
               </w:rPr>
             </w:pPr>
-            <w:r>
-              <w:rPr>
-                <w:rFonts w:ascii="Times New Roman" w:hAnsi="Times New Roman" w:cs="Times New Roman"/>
-                <w:lang w:val="tr-TR"/>
-              </w:rPr>
-              <w:t>1.2.</w:t>
-            </w:r>
           </w:p>
         </w:tc>
         <w:tc>
@@ -966,20 +1058,6 @@
                 <w:lang w:val="tr-TR"/>
               </w:rPr>
             </w:pPr>
-            <w:r>
-              <w:rPr>
-                <w:rFonts w:ascii="Times New Roman" w:hAnsi="Times New Roman" w:cs="Times New Roman"/>
-                <w:lang w:val="tr-TR"/>
-              </w:rPr>
-              <w:t xml:space="preserve">Kim10.1.3 / </w:t>
-            </w:r>
-            <w:r>
-              <w:rPr>
-                <w:rFonts w:ascii="Times New Roman" w:hAnsi="Times New Roman" w:cs="Times New Roman"/>
-                <w:lang w:val="tr-TR"/>
-              </w:rPr>
-              <w:t>1.1.3.Kimyasal Tepkime Türleri</w:t>
-            </w:r>
           </w:p>
         </w:tc>
       </w:tr>

--- a/Formlar/Kullanilan_Kaliplar-tema-1.docx
+++ b/Formlar/Kullanilan_Kaliplar-tema-1.docx
@@ -783,35 +783,7 @@
                 <w:rFonts w:ascii="Times New Roman" w:hAnsi="Times New Roman" w:cs="Times New Roman"/>
                 <w:lang w:val="tr-TR"/>
               </w:rPr>
-              <w:t>Kim11.1.</w:t>
-            </w:r>
-            <w:r>
-              <w:rPr>
-                <w:rFonts w:ascii="Times New Roman" w:hAnsi="Times New Roman" w:cs="Times New Roman"/>
-                <w:lang w:val="tr-TR"/>
-              </w:rPr>
-              <w:t>2</w:t>
-            </w:r>
-            <w:r>
-              <w:rPr>
-                <w:rFonts w:ascii="Times New Roman" w:hAnsi="Times New Roman" w:cs="Times New Roman"/>
-                <w:lang w:val="tr-TR"/>
-              </w:rPr>
-              <w:t xml:space="preserve"> / 1.1.</w:t>
-            </w:r>
-            <w:r>
-              <w:rPr>
-                <w:rFonts w:ascii="Times New Roman" w:hAnsi="Times New Roman" w:cs="Times New Roman"/>
-                <w:lang w:val="tr-TR"/>
-              </w:rPr>
-              <w:t>2</w:t>
-            </w:r>
-            <w:r>
-              <w:rPr>
-                <w:rFonts w:ascii="Times New Roman" w:hAnsi="Times New Roman" w:cs="Times New Roman"/>
-                <w:lang w:val="tr-TR"/>
-              </w:rPr>
-              <w:t>.</w:t>
+              <w:t>Kim11.1.2 / 1.1.2.</w:t>
             </w:r>
             <w:r>
               <w:t xml:space="preserve"> </w:t>
@@ -830,6 +802,220 @@
         <w:tc>
           <w:tcPr>
             <w:tcW w:w="1081" w:type="dxa"/>
+            <w:shd w:val="clear" w:color="auto" w:fill="E59EDC" w:themeFill="accent5" w:themeFillTint="66"/>
+          </w:tcPr>
+          <w:p>
+            <w:pPr>
+              <w:jc w:val="both"/>
+              <w:rPr>
+                <w:rFonts w:ascii="Times New Roman" w:hAnsi="Times New Roman" w:cs="Times New Roman"/>
+                <w:lang w:val="tr-TR"/>
+              </w:rPr>
+            </w:pPr>
+            <w:r>
+              <w:rPr>
+                <w:rFonts w:ascii="Times New Roman" w:hAnsi="Times New Roman" w:cs="Times New Roman"/>
+                <w:lang w:val="tr-TR"/>
+              </w:rPr>
+              <w:t>Tema-1</w:t>
+            </w:r>
+          </w:p>
+        </w:tc>
+        <w:tc>
+          <w:tcPr>
+            <w:tcW w:w="1656" w:type="dxa"/>
+            <w:shd w:val="clear" w:color="auto" w:fill="E59EDC" w:themeFill="accent5" w:themeFillTint="66"/>
+          </w:tcPr>
+          <w:p>
+            <w:pPr>
+              <w:jc w:val="both"/>
+              <w:rPr>
+                <w:rFonts w:ascii="Times New Roman" w:hAnsi="Times New Roman" w:cs="Times New Roman"/>
+                <w:lang w:val="tr-TR"/>
+              </w:rPr>
+            </w:pPr>
+            <w:r>
+              <w:rPr>
+                <w:rFonts w:ascii="Times New Roman" w:hAnsi="Times New Roman" w:cs="Times New Roman"/>
+                <w:lang w:val="tr-TR"/>
+              </w:rPr>
+              <w:t>Tartışma ve Paylaşım Atölyesi</w:t>
+            </w:r>
+          </w:p>
+        </w:tc>
+        <w:tc>
+          <w:tcPr>
+            <w:tcW w:w="1086" w:type="dxa"/>
+            <w:shd w:val="clear" w:color="auto" w:fill="E59EDC" w:themeFill="accent5" w:themeFillTint="66"/>
+          </w:tcPr>
+          <w:p>
+            <w:pPr>
+              <w:jc w:val="both"/>
+              <w:rPr>
+                <w:rFonts w:ascii="Times New Roman" w:hAnsi="Times New Roman" w:cs="Times New Roman"/>
+                <w:lang w:val="tr-TR"/>
+              </w:rPr>
+            </w:pPr>
+            <w:r>
+              <w:rPr>
+                <w:rFonts w:ascii="Times New Roman" w:hAnsi="Times New Roman" w:cs="Times New Roman"/>
+                <w:lang w:val="tr-TR"/>
+              </w:rPr>
+              <w:t>1.1.</w:t>
+            </w:r>
+          </w:p>
+        </w:tc>
+        <w:tc>
+          <w:tcPr>
+            <w:tcW w:w="5527" w:type="dxa"/>
+            <w:shd w:val="clear" w:color="auto" w:fill="E59EDC" w:themeFill="accent5" w:themeFillTint="66"/>
+          </w:tcPr>
+          <w:p>
+            <w:pPr>
+              <w:jc w:val="both"/>
+              <w:rPr>
+                <w:rFonts w:ascii="Times New Roman" w:hAnsi="Times New Roman" w:cs="Times New Roman"/>
+                <w:lang w:val="tr-TR"/>
+              </w:rPr>
+            </w:pPr>
+            <w:r>
+              <w:rPr>
+                <w:rFonts w:ascii="Times New Roman" w:hAnsi="Times New Roman" w:cs="Times New Roman"/>
+                <w:lang w:val="tr-TR"/>
+              </w:rPr>
+              <w:t>Kim11.1.2 / 1.1.2.</w:t>
+            </w:r>
+            <w:r>
+              <w:t xml:space="preserve"> </w:t>
+            </w:r>
+            <w:r>
+              <w:rPr>
+                <w:rFonts w:ascii="Times New Roman" w:hAnsi="Times New Roman" w:cs="Times New Roman"/>
+                <w:lang w:val="tr-TR"/>
+              </w:rPr>
+              <w:t>Maddelerin Enerji Kaynağı Olma Potansiyeli</w:t>
+            </w:r>
+          </w:p>
+        </w:tc>
+      </w:tr>
+      <w:tr>
+        <w:tc>
+          <w:tcPr>
+            <w:tcW w:w="1081" w:type="dxa"/>
+            <w:shd w:val="clear" w:color="auto" w:fill="FFC000"/>
+          </w:tcPr>
+          <w:p>
+            <w:pPr>
+              <w:jc w:val="both"/>
+              <w:rPr>
+                <w:rFonts w:ascii="Times New Roman" w:hAnsi="Times New Roman" w:cs="Times New Roman"/>
+                <w:lang w:val="tr-TR"/>
+              </w:rPr>
+            </w:pPr>
+            <w:r>
+              <w:rPr>
+                <w:rFonts w:ascii="Times New Roman" w:hAnsi="Times New Roman" w:cs="Times New Roman"/>
+                <w:lang w:val="tr-TR"/>
+              </w:rPr>
+              <w:t>Tema-1</w:t>
+            </w:r>
+          </w:p>
+        </w:tc>
+        <w:tc>
+          <w:tcPr>
+            <w:tcW w:w="1656" w:type="dxa"/>
+            <w:shd w:val="clear" w:color="auto" w:fill="FFC000"/>
+          </w:tcPr>
+          <w:p>
+            <w:pPr>
+              <w:jc w:val="both"/>
+              <w:rPr>
+                <w:rFonts w:ascii="Times New Roman" w:hAnsi="Times New Roman" w:cs="Times New Roman"/>
+                <w:lang w:val="tr-TR"/>
+              </w:rPr>
+            </w:pPr>
+            <w:r>
+              <w:rPr>
+                <w:rFonts w:ascii="Times New Roman" w:hAnsi="Times New Roman" w:cs="Times New Roman"/>
+                <w:lang w:val="tr-TR"/>
+              </w:rPr>
+              <w:t xml:space="preserve">Sıra Sizde </w:t>
+            </w:r>
+          </w:p>
+        </w:tc>
+        <w:tc>
+          <w:tcPr>
+            <w:tcW w:w="1086" w:type="dxa"/>
+            <w:shd w:val="clear" w:color="auto" w:fill="FFC000"/>
+          </w:tcPr>
+          <w:p>
+            <w:pPr>
+              <w:jc w:val="both"/>
+              <w:rPr>
+                <w:rFonts w:ascii="Times New Roman" w:hAnsi="Times New Roman" w:cs="Times New Roman"/>
+                <w:lang w:val="tr-TR"/>
+              </w:rPr>
+            </w:pPr>
+            <w:r>
+              <w:rPr>
+                <w:rFonts w:ascii="Times New Roman" w:hAnsi="Times New Roman" w:cs="Times New Roman"/>
+                <w:lang w:val="tr-TR"/>
+              </w:rPr>
+              <w:t>1.</w:t>
+            </w:r>
+            <w:r>
+              <w:rPr>
+                <w:rFonts w:ascii="Times New Roman" w:hAnsi="Times New Roman" w:cs="Times New Roman"/>
+                <w:lang w:val="tr-TR"/>
+              </w:rPr>
+              <w:t>2</w:t>
+            </w:r>
+            <w:r>
+              <w:rPr>
+                <w:rFonts w:ascii="Times New Roman" w:hAnsi="Times New Roman" w:cs="Times New Roman"/>
+                <w:lang w:val="tr-TR"/>
+              </w:rPr>
+              <w:t>.</w:t>
+            </w:r>
+          </w:p>
+        </w:tc>
+        <w:tc>
+          <w:tcPr>
+            <w:tcW w:w="5527" w:type="dxa"/>
+            <w:shd w:val="clear" w:color="auto" w:fill="FFC000"/>
+          </w:tcPr>
+          <w:p>
+            <w:pPr>
+              <w:jc w:val="both"/>
+              <w:rPr>
+                <w:rFonts w:ascii="Times New Roman" w:hAnsi="Times New Roman" w:cs="Times New Roman"/>
+                <w:lang w:val="tr-TR"/>
+              </w:rPr>
+            </w:pPr>
+            <w:r>
+              <w:rPr>
+                <w:rFonts w:ascii="Times New Roman" w:hAnsi="Times New Roman" w:cs="Times New Roman"/>
+                <w:lang w:val="tr-TR"/>
+              </w:rPr>
+              <w:t>Kim11.1.2 / 1.1.2.</w:t>
+            </w:r>
+            <w:r>
+              <w:t xml:space="preserve"> </w:t>
+            </w:r>
+            <w:r>
+              <w:rPr>
+                <w:rFonts w:ascii="Times New Roman" w:hAnsi="Times New Roman" w:cs="Times New Roman"/>
+                <w:lang w:val="tr-TR"/>
+              </w:rPr>
+              <w:t>Maddelerin Enerji Kaynağı Olma Potansiyeli</w:t>
+            </w:r>
+          </w:p>
+        </w:tc>
+      </w:tr>
+      <w:tr>
+        <w:tc>
+          <w:tcPr>
+            <w:tcW w:w="1081" w:type="dxa"/>
             <w:shd w:val="clear" w:color="auto" w:fill="FFC000"/>
           </w:tcPr>
           <w:p>
@@ -2475,6 +2661,7 @@
                 <w:rFonts w:ascii="Times New Roman" w:hAnsi="Times New Roman" w:cs="Times New Roman"/>
                 <w:lang w:val="tr-TR"/>
               </w:rPr>
+              <w:lastRenderedPageBreak/>
               <w:t>Tema-1</w:t>
             </w:r>
           </w:p>
@@ -2801,7 +2988,6 @@
                 <w:rFonts w:ascii="Times New Roman" w:hAnsi="Times New Roman" w:cs="Times New Roman"/>
                 <w:lang w:val="tr-TR"/>
               </w:rPr>
-              <w:lastRenderedPageBreak/>
               <w:t>Tema-1</w:t>
             </w:r>
           </w:p>

--- a/Formlar/Kullanilan_Kaliplar-tema-1.docx
+++ b/Formlar/Kullanilan_Kaliplar-tema-1.docx
@@ -688,7 +688,7 @@
         <w:tc>
           <w:tcPr>
             <w:tcW w:w="1081" w:type="dxa"/>
-            <w:shd w:val="clear" w:color="auto" w:fill="00B0F0"/>
+            <w:shd w:val="clear" w:color="auto" w:fill="FFC000"/>
           </w:tcPr>
           <w:p>
             <w:pPr>
@@ -802,7 +802,7 @@
         <w:tc>
           <w:tcPr>
             <w:tcW w:w="1081" w:type="dxa"/>
-            <w:shd w:val="clear" w:color="auto" w:fill="E59EDC" w:themeFill="accent5" w:themeFillTint="66"/>
+            <w:shd w:val="clear" w:color="auto" w:fill="FFC000"/>
           </w:tcPr>
           <w:p>
             <w:pPr>
@@ -1038,60 +1038,119 @@
         <w:tc>
           <w:tcPr>
             <w:tcW w:w="1656" w:type="dxa"/>
-            <w:shd w:val="clear" w:color="auto" w:fill="92D050"/>
-          </w:tcPr>
-          <w:p>
-            <w:pPr>
-              <w:jc w:val="both"/>
-              <w:rPr>
-                <w:rFonts w:ascii="Times New Roman" w:hAnsi="Times New Roman" w:cs="Times New Roman"/>
-                <w:lang w:val="tr-TR"/>
-              </w:rPr>
-            </w:pPr>
-            <w:r>
-              <w:rPr>
-                <w:rFonts w:ascii="Times New Roman" w:hAnsi="Times New Roman" w:cs="Times New Roman"/>
-                <w:lang w:val="tr-TR"/>
-              </w:rPr>
-              <w:t xml:space="preserve">Tahmin ve Çıkarım Atölyesi </w:t>
+            <w:shd w:val="clear" w:color="auto" w:fill="00B0F0"/>
+          </w:tcPr>
+          <w:p>
+            <w:pPr>
+              <w:jc w:val="both"/>
+              <w:rPr>
+                <w:rFonts w:ascii="Times New Roman" w:hAnsi="Times New Roman" w:cs="Times New Roman"/>
+                <w:lang w:val="tr-TR"/>
+              </w:rPr>
+            </w:pPr>
+            <w:r>
+              <w:rPr>
+                <w:rFonts w:ascii="Times New Roman" w:hAnsi="Times New Roman" w:cs="Times New Roman"/>
+                <w:lang w:val="tr-TR"/>
+              </w:rPr>
+              <w:t xml:space="preserve">Analiz ve Keşif Atölyesi </w:t>
             </w:r>
           </w:p>
         </w:tc>
         <w:tc>
           <w:tcPr>
             <w:tcW w:w="1086" w:type="dxa"/>
-            <w:shd w:val="clear" w:color="auto" w:fill="92D050"/>
-          </w:tcPr>
-          <w:p>
-            <w:pPr>
-              <w:jc w:val="both"/>
-              <w:rPr>
-                <w:rFonts w:ascii="Times New Roman" w:hAnsi="Times New Roman" w:cs="Times New Roman"/>
-                <w:lang w:val="tr-TR"/>
-              </w:rPr>
-            </w:pPr>
-            <w:r>
-              <w:rPr>
-                <w:rFonts w:ascii="Times New Roman" w:hAnsi="Times New Roman" w:cs="Times New Roman"/>
-                <w:lang w:val="tr-TR"/>
-              </w:rPr>
-              <w:t>1.2.</w:t>
+            <w:shd w:val="clear" w:color="auto" w:fill="00B0F0"/>
+          </w:tcPr>
+          <w:p>
+            <w:pPr>
+              <w:jc w:val="both"/>
+              <w:rPr>
+                <w:rFonts w:ascii="Times New Roman" w:hAnsi="Times New Roman" w:cs="Times New Roman"/>
+                <w:lang w:val="tr-TR"/>
+              </w:rPr>
+            </w:pPr>
+            <w:r>
+              <w:rPr>
+                <w:rFonts w:ascii="Times New Roman" w:hAnsi="Times New Roman" w:cs="Times New Roman"/>
+                <w:lang w:val="tr-TR"/>
+              </w:rPr>
+              <w:t>1.</w:t>
+            </w:r>
+            <w:r>
+              <w:rPr>
+                <w:rFonts w:ascii="Times New Roman" w:hAnsi="Times New Roman" w:cs="Times New Roman"/>
+                <w:lang w:val="tr-TR"/>
+              </w:rPr>
+              <w:t>3</w:t>
+            </w:r>
+            <w:r>
+              <w:rPr>
+                <w:rFonts w:ascii="Times New Roman" w:hAnsi="Times New Roman" w:cs="Times New Roman"/>
+                <w:lang w:val="tr-TR"/>
+              </w:rPr>
+              <w:t>.</w:t>
             </w:r>
           </w:p>
         </w:tc>
         <w:tc>
           <w:tcPr>
             <w:tcW w:w="5527" w:type="dxa"/>
-            <w:shd w:val="clear" w:color="auto" w:fill="92D050"/>
-          </w:tcPr>
-          <w:p>
-            <w:pPr>
-              <w:jc w:val="both"/>
-              <w:rPr>
-                <w:rFonts w:ascii="Times New Roman" w:hAnsi="Times New Roman" w:cs="Times New Roman"/>
-                <w:lang w:val="tr-TR"/>
-              </w:rPr>
-            </w:pPr>
+            <w:shd w:val="clear" w:color="auto" w:fill="00B0F0"/>
+          </w:tcPr>
+          <w:p>
+            <w:pPr>
+              <w:jc w:val="both"/>
+              <w:rPr>
+                <w:rFonts w:ascii="Times New Roman" w:hAnsi="Times New Roman" w:cs="Times New Roman"/>
+                <w:lang w:val="tr-TR"/>
+              </w:rPr>
+            </w:pPr>
+            <w:r>
+              <w:rPr>
+                <w:rFonts w:ascii="Times New Roman" w:hAnsi="Times New Roman" w:cs="Times New Roman"/>
+                <w:lang w:val="tr-TR"/>
+              </w:rPr>
+              <w:t>Kim11.1.</w:t>
+            </w:r>
+            <w:r>
+              <w:rPr>
+                <w:rFonts w:ascii="Times New Roman" w:hAnsi="Times New Roman" w:cs="Times New Roman"/>
+                <w:lang w:val="tr-TR"/>
+              </w:rPr>
+              <w:t>3</w:t>
+            </w:r>
+            <w:r>
+              <w:rPr>
+                <w:rFonts w:ascii="Times New Roman" w:hAnsi="Times New Roman" w:cs="Times New Roman"/>
+                <w:lang w:val="tr-TR"/>
+              </w:rPr>
+              <w:t xml:space="preserve"> / 1.1.</w:t>
+            </w:r>
+            <w:r>
+              <w:rPr>
+                <w:rFonts w:ascii="Times New Roman" w:hAnsi="Times New Roman" w:cs="Times New Roman"/>
+                <w:lang w:val="tr-TR"/>
+              </w:rPr>
+              <w:t>3</w:t>
+            </w:r>
+            <w:r>
+              <w:rPr>
+                <w:rFonts w:ascii="Times New Roman" w:hAnsi="Times New Roman" w:cs="Times New Roman"/>
+                <w:lang w:val="tr-TR"/>
+              </w:rPr>
+              <w:t>.</w:t>
+            </w:r>
+            <w:r>
+              <w:t xml:space="preserve"> </w:t>
+            </w:r>
+            <w:r>
+              <w:rPr>
+                <w:rFonts w:ascii="Times New Roman" w:hAnsi="Times New Roman" w:cs="Times New Roman"/>
+                <w:lang w:val="tr-TR"/>
+              </w:rPr>
+              <w:t>Bağ Enerjileriyle Tepkime Entalpisinin Hesaplanması</w:t>
+            </w:r>
           </w:p>
         </w:tc>
       </w:tr>
@@ -1131,13 +1190,6 @@
                 <w:lang w:val="tr-TR"/>
               </w:rPr>
             </w:pPr>
-            <w:r>
-              <w:rPr>
-                <w:rFonts w:ascii="Times New Roman" w:hAnsi="Times New Roman" w:cs="Times New Roman"/>
-                <w:lang w:val="tr-TR"/>
-              </w:rPr>
-              <w:t xml:space="preserve">Performans Görevi </w:t>
-            </w:r>
           </w:p>
         </w:tc>
         <w:tc>
@@ -1153,13 +1205,6 @@
                 <w:lang w:val="tr-TR"/>
               </w:rPr>
             </w:pPr>
-            <w:r>
-              <w:rPr>
-                <w:rFonts w:ascii="Times New Roman" w:hAnsi="Times New Roman" w:cs="Times New Roman"/>
-                <w:lang w:val="tr-TR"/>
-              </w:rPr>
-              <w:t>1.1.</w:t>
-            </w:r>
           </w:p>
         </w:tc>
         <w:tc>
@@ -1365,13 +1410,6 @@
                 <w:lang w:val="tr-TR"/>
               </w:rPr>
             </w:pPr>
-            <w:r>
-              <w:rPr>
-                <w:rFonts w:ascii="Times New Roman" w:hAnsi="Times New Roman" w:cs="Times New Roman"/>
-                <w:lang w:val="tr-TR"/>
-              </w:rPr>
-              <w:t>Tema-1</w:t>
-            </w:r>
           </w:p>
         </w:tc>
         <w:tc>
@@ -1387,13 +1425,6 @@
                 <w:lang w:val="tr-TR"/>
               </w:rPr>
             </w:pPr>
-            <w:r>
-              <w:rPr>
-                <w:rFonts w:ascii="Times New Roman" w:hAnsi="Times New Roman" w:cs="Times New Roman"/>
-                <w:lang w:val="tr-TR"/>
-              </w:rPr>
-              <w:t xml:space="preserve">Analiz ve Keşif Atölyesi </w:t>
-            </w:r>
           </w:p>
         </w:tc>
         <w:tc>
@@ -1409,27 +1440,6 @@
                 <w:lang w:val="tr-TR"/>
               </w:rPr>
             </w:pPr>
-            <w:r>
-              <w:rPr>
-                <w:rFonts w:ascii="Times New Roman" w:hAnsi="Times New Roman" w:cs="Times New Roman"/>
-                <w:lang w:val="tr-TR"/>
-              </w:rPr>
-              <w:t>1.</w:t>
-            </w:r>
-            <w:r>
-              <w:rPr>
-                <w:rFonts w:ascii="Times New Roman" w:hAnsi="Times New Roman" w:cs="Times New Roman"/>
-                <w:lang w:val="tr-TR"/>
-              </w:rPr>
-              <w:t>3</w:t>
-            </w:r>
-            <w:r>
-              <w:rPr>
-                <w:rFonts w:ascii="Times New Roman" w:hAnsi="Times New Roman" w:cs="Times New Roman"/>
-                <w:lang w:val="tr-TR"/>
-              </w:rPr>
-              <w:t>.</w:t>
-            </w:r>
           </w:p>
         </w:tc>
         <w:tc>
@@ -1445,41 +1455,6 @@
                 <w:lang w:val="tr-TR"/>
               </w:rPr>
             </w:pPr>
-            <w:r>
-              <w:rPr>
-                <w:rFonts w:ascii="Times New Roman" w:hAnsi="Times New Roman" w:cs="Times New Roman"/>
-                <w:lang w:val="tr-TR"/>
-              </w:rPr>
-              <w:t xml:space="preserve">Kim10.1.4 / </w:t>
-            </w:r>
-            <w:r>
-              <w:rPr>
-                <w:rFonts w:ascii="Times New Roman" w:hAnsi="Times New Roman" w:cs="Times New Roman"/>
-                <w:lang w:val="tr-TR"/>
-              </w:rPr>
-              <w:t>1.1.</w:t>
-            </w:r>
-            <w:r>
-              <w:rPr>
-                <w:rFonts w:ascii="Times New Roman" w:hAnsi="Times New Roman" w:cs="Times New Roman"/>
-                <w:lang w:val="tr-TR"/>
-              </w:rPr>
-              <w:t>4</w:t>
-            </w:r>
-            <w:r>
-              <w:rPr>
-                <w:rFonts w:ascii="Times New Roman" w:hAnsi="Times New Roman" w:cs="Times New Roman"/>
-                <w:lang w:val="tr-TR"/>
-              </w:rPr>
-              <w:t>.</w:t>
-            </w:r>
-            <w:r>
-              <w:rPr>
-                <w:rFonts w:ascii="Times New Roman" w:hAnsi="Times New Roman" w:cs="Times New Roman"/>
-                <w:lang w:val="tr-TR"/>
-              </w:rPr>
-              <w:t>Mol Kavramı</w:t>
-            </w:r>
           </w:p>
         </w:tc>
       </w:tr>
@@ -2661,7 +2636,6 @@
                 <w:rFonts w:ascii="Times New Roman" w:hAnsi="Times New Roman" w:cs="Times New Roman"/>
                 <w:lang w:val="tr-TR"/>
               </w:rPr>
-              <w:lastRenderedPageBreak/>
               <w:t>Tema-1</w:t>
             </w:r>
           </w:p>
@@ -2877,6 +2851,7 @@
                 <w:rFonts w:ascii="Times New Roman" w:hAnsi="Times New Roman" w:cs="Times New Roman"/>
                 <w:lang w:val="tr-TR"/>
               </w:rPr>
+              <w:lastRenderedPageBreak/>
               <w:t>Tema-1</w:t>
             </w:r>
           </w:p>

--- a/Formlar/Kullanilan_Kaliplar-tema-1.docx
+++ b/Formlar/Kullanilan_Kaliplar-tema-1.docx
@@ -1111,35 +1111,7 @@
                 <w:rFonts w:ascii="Times New Roman" w:hAnsi="Times New Roman" w:cs="Times New Roman"/>
                 <w:lang w:val="tr-TR"/>
               </w:rPr>
-              <w:t>Kim11.1.</w:t>
-            </w:r>
-            <w:r>
-              <w:rPr>
-                <w:rFonts w:ascii="Times New Roman" w:hAnsi="Times New Roman" w:cs="Times New Roman"/>
-                <w:lang w:val="tr-TR"/>
-              </w:rPr>
-              <w:t>3</w:t>
-            </w:r>
-            <w:r>
-              <w:rPr>
-                <w:rFonts w:ascii="Times New Roman" w:hAnsi="Times New Roman" w:cs="Times New Roman"/>
-                <w:lang w:val="tr-TR"/>
-              </w:rPr>
-              <w:t xml:space="preserve"> / 1.1.</w:t>
-            </w:r>
-            <w:r>
-              <w:rPr>
-                <w:rFonts w:ascii="Times New Roman" w:hAnsi="Times New Roman" w:cs="Times New Roman"/>
-                <w:lang w:val="tr-TR"/>
-              </w:rPr>
-              <w:t>3</w:t>
-            </w:r>
-            <w:r>
-              <w:rPr>
-                <w:rFonts w:ascii="Times New Roman" w:hAnsi="Times New Roman" w:cs="Times New Roman"/>
-                <w:lang w:val="tr-TR"/>
-              </w:rPr>
-              <w:t>.</w:t>
+              <w:t>Kim11.1.3 / 1.1.3.</w:t>
             </w:r>
             <w:r>
               <w:t xml:space="preserve"> </w:t>
@@ -1180,46 +1152,84 @@
         <w:tc>
           <w:tcPr>
             <w:tcW w:w="1656" w:type="dxa"/>
-            <w:shd w:val="clear" w:color="auto" w:fill="B3E5A1" w:themeFill="accent6" w:themeFillTint="66"/>
-          </w:tcPr>
-          <w:p>
-            <w:pPr>
-              <w:jc w:val="both"/>
-              <w:rPr>
-                <w:rFonts w:ascii="Times New Roman" w:hAnsi="Times New Roman" w:cs="Times New Roman"/>
-                <w:lang w:val="tr-TR"/>
-              </w:rPr>
-            </w:pPr>
+            <w:shd w:val="clear" w:color="auto" w:fill="FFC000"/>
+          </w:tcPr>
+          <w:p>
+            <w:pPr>
+              <w:jc w:val="both"/>
+              <w:rPr>
+                <w:rFonts w:ascii="Times New Roman" w:hAnsi="Times New Roman" w:cs="Times New Roman"/>
+                <w:lang w:val="tr-TR"/>
+              </w:rPr>
+            </w:pPr>
+            <w:r>
+              <w:rPr>
+                <w:rFonts w:ascii="Times New Roman" w:hAnsi="Times New Roman" w:cs="Times New Roman"/>
+                <w:lang w:val="tr-TR"/>
+              </w:rPr>
+              <w:t xml:space="preserve">Sıra Sizde </w:t>
+            </w:r>
           </w:p>
         </w:tc>
         <w:tc>
           <w:tcPr>
             <w:tcW w:w="1086" w:type="dxa"/>
-            <w:shd w:val="clear" w:color="auto" w:fill="B3E5A1" w:themeFill="accent6" w:themeFillTint="66"/>
-          </w:tcPr>
-          <w:p>
-            <w:pPr>
-              <w:jc w:val="both"/>
-              <w:rPr>
-                <w:rFonts w:ascii="Times New Roman" w:hAnsi="Times New Roman" w:cs="Times New Roman"/>
-                <w:lang w:val="tr-TR"/>
-              </w:rPr>
-            </w:pPr>
+            <w:shd w:val="clear" w:color="auto" w:fill="FFC000"/>
+          </w:tcPr>
+          <w:p>
+            <w:pPr>
+              <w:jc w:val="both"/>
+              <w:rPr>
+                <w:rFonts w:ascii="Times New Roman" w:hAnsi="Times New Roman" w:cs="Times New Roman"/>
+                <w:lang w:val="tr-TR"/>
+              </w:rPr>
+            </w:pPr>
+            <w:r>
+              <w:rPr>
+                <w:rFonts w:ascii="Times New Roman" w:hAnsi="Times New Roman" w:cs="Times New Roman"/>
+                <w:lang w:val="tr-TR"/>
+              </w:rPr>
+              <w:t>1.</w:t>
+            </w:r>
+            <w:r>
+              <w:rPr>
+                <w:rFonts w:ascii="Times New Roman" w:hAnsi="Times New Roman" w:cs="Times New Roman"/>
+                <w:lang w:val="tr-TR"/>
+              </w:rPr>
+              <w:t>3.</w:t>
+            </w:r>
           </w:p>
         </w:tc>
         <w:tc>
           <w:tcPr>
             <w:tcW w:w="5527" w:type="dxa"/>
-            <w:shd w:val="clear" w:color="auto" w:fill="B3E5A1" w:themeFill="accent6" w:themeFillTint="66"/>
-          </w:tcPr>
-          <w:p>
-            <w:pPr>
-              <w:jc w:val="both"/>
-              <w:rPr>
-                <w:rFonts w:ascii="Times New Roman" w:hAnsi="Times New Roman" w:cs="Times New Roman"/>
-                <w:lang w:val="tr-TR"/>
-              </w:rPr>
-            </w:pPr>
+            <w:shd w:val="clear" w:color="auto" w:fill="FFC000"/>
+          </w:tcPr>
+          <w:p>
+            <w:pPr>
+              <w:jc w:val="both"/>
+              <w:rPr>
+                <w:rFonts w:ascii="Times New Roman" w:hAnsi="Times New Roman" w:cs="Times New Roman"/>
+                <w:lang w:val="tr-TR"/>
+              </w:rPr>
+            </w:pPr>
+            <w:r>
+              <w:rPr>
+                <w:rFonts w:ascii="Times New Roman" w:hAnsi="Times New Roman" w:cs="Times New Roman"/>
+                <w:lang w:val="tr-TR"/>
+              </w:rPr>
+              <w:t>Kim11.1.3 / 1.1.3.</w:t>
+            </w:r>
+            <w:r>
+              <w:t xml:space="preserve"> </w:t>
+            </w:r>
+            <w:r>
+              <w:rPr>
+                <w:rFonts w:ascii="Times New Roman" w:hAnsi="Times New Roman" w:cs="Times New Roman"/>
+                <w:lang w:val="tr-TR"/>
+              </w:rPr>
+              <w:t>Bağ Enerjileriyle Tepkime Entalpisinin Hesaplanması</w:t>
+            </w:r>
           </w:p>
         </w:tc>
       </w:tr>
@@ -1306,93 +1316,51 @@
                 <w:lang w:val="tr-TR"/>
               </w:rPr>
             </w:pPr>
-            <w:r>
-              <w:rPr>
-                <w:rFonts w:ascii="Times New Roman" w:hAnsi="Times New Roman" w:cs="Times New Roman"/>
-                <w:lang w:val="tr-TR"/>
-              </w:rPr>
-              <w:t>Tema-1</w:t>
-            </w:r>
           </w:p>
         </w:tc>
         <w:tc>
           <w:tcPr>
             <w:tcW w:w="1656" w:type="dxa"/>
-            <w:shd w:val="clear" w:color="auto" w:fill="FFC000"/>
-          </w:tcPr>
-          <w:p>
-            <w:pPr>
-              <w:jc w:val="both"/>
-              <w:rPr>
-                <w:rFonts w:ascii="Times New Roman" w:hAnsi="Times New Roman" w:cs="Times New Roman"/>
-                <w:lang w:val="tr-TR"/>
-              </w:rPr>
-            </w:pPr>
-            <w:r>
-              <w:rPr>
-                <w:rFonts w:ascii="Times New Roman" w:hAnsi="Times New Roman" w:cs="Times New Roman"/>
-                <w:lang w:val="tr-TR"/>
-              </w:rPr>
-              <w:t xml:space="preserve">Sıra Sizde </w:t>
-            </w:r>
+            <w:shd w:val="clear" w:color="auto" w:fill="00B0F0"/>
+          </w:tcPr>
+          <w:p>
+            <w:pPr>
+              <w:jc w:val="both"/>
+              <w:rPr>
+                <w:rFonts w:ascii="Times New Roman" w:hAnsi="Times New Roman" w:cs="Times New Roman"/>
+                <w:lang w:val="tr-TR"/>
+              </w:rPr>
+            </w:pPr>
           </w:p>
         </w:tc>
         <w:tc>
           <w:tcPr>
             <w:tcW w:w="1086" w:type="dxa"/>
-            <w:shd w:val="clear" w:color="auto" w:fill="FFC000"/>
-          </w:tcPr>
-          <w:p>
-            <w:pPr>
-              <w:jc w:val="both"/>
-              <w:rPr>
-                <w:rFonts w:ascii="Times New Roman" w:hAnsi="Times New Roman" w:cs="Times New Roman"/>
-                <w:lang w:val="tr-TR"/>
-              </w:rPr>
-            </w:pPr>
-            <w:r>
-              <w:rPr>
-                <w:rFonts w:ascii="Times New Roman" w:hAnsi="Times New Roman" w:cs="Times New Roman"/>
-                <w:lang w:val="tr-TR"/>
-              </w:rPr>
-              <w:t>1.</w:t>
-            </w:r>
-            <w:r>
-              <w:rPr>
-                <w:rFonts w:ascii="Times New Roman" w:hAnsi="Times New Roman" w:cs="Times New Roman"/>
-                <w:lang w:val="tr-TR"/>
-              </w:rPr>
-              <w:t>2.</w:t>
-            </w:r>
+            <w:shd w:val="clear" w:color="auto" w:fill="00B0F0"/>
+          </w:tcPr>
+          <w:p>
+            <w:pPr>
+              <w:jc w:val="both"/>
+              <w:rPr>
+                <w:rFonts w:ascii="Times New Roman" w:hAnsi="Times New Roman" w:cs="Times New Roman"/>
+                <w:lang w:val="tr-TR"/>
+              </w:rPr>
+            </w:pPr>
           </w:p>
         </w:tc>
         <w:tc>
           <w:tcPr>
             <w:tcW w:w="5527" w:type="dxa"/>
-            <w:shd w:val="clear" w:color="auto" w:fill="FFC000"/>
-          </w:tcPr>
-          <w:p>
-            <w:pPr>
-              <w:jc w:val="both"/>
-              <w:rPr>
-                <w:rFonts w:ascii="Times New Roman" w:hAnsi="Times New Roman" w:cs="Times New Roman"/>
-                <w:lang w:val="tr-TR"/>
-              </w:rPr>
-            </w:pPr>
-            <w:r>
-              <w:rPr>
-                <w:rFonts w:ascii="Times New Roman" w:hAnsi="Times New Roman" w:cs="Times New Roman"/>
-                <w:lang w:val="tr-TR"/>
-              </w:rPr>
-              <w:t xml:space="preserve">Kim10.1.3 / </w:t>
-            </w:r>
-            <w:r>
-              <w:rPr>
-                <w:rFonts w:ascii="Times New Roman" w:hAnsi="Times New Roman" w:cs="Times New Roman"/>
-                <w:lang w:val="tr-TR"/>
-              </w:rPr>
-              <w:t>1.1.3.Kimyasal Tepkime Türleri</w:t>
-            </w:r>
+            <w:shd w:val="clear" w:color="auto" w:fill="00B0F0"/>
+          </w:tcPr>
+          <w:p>
+            <w:pPr>
+              <w:jc w:val="both"/>
+              <w:rPr>
+                <w:rFonts w:ascii="Times New Roman" w:hAnsi="Times New Roman" w:cs="Times New Roman"/>
+                <w:lang w:val="tr-TR"/>
+              </w:rPr>
+            </w:pPr>
           </w:p>
         </w:tc>
       </w:tr>
@@ -1415,7 +1383,7 @@
         <w:tc>
           <w:tcPr>
             <w:tcW w:w="1656" w:type="dxa"/>
-            <w:shd w:val="clear" w:color="auto" w:fill="00B0F0"/>
+            <w:shd w:val="clear" w:color="auto" w:fill="FFC000"/>
           </w:tcPr>
           <w:p>
             <w:pPr>
@@ -1430,7 +1398,7 @@
         <w:tc>
           <w:tcPr>
             <w:tcW w:w="1086" w:type="dxa"/>
-            <w:shd w:val="clear" w:color="auto" w:fill="00B0F0"/>
+            <w:shd w:val="clear" w:color="auto" w:fill="FFC000"/>
           </w:tcPr>
           <w:p>
             <w:pPr>
@@ -1445,141 +1413,16 @@
         <w:tc>
           <w:tcPr>
             <w:tcW w:w="5527" w:type="dxa"/>
-            <w:shd w:val="clear" w:color="auto" w:fill="00B0F0"/>
-          </w:tcPr>
-          <w:p>
-            <w:pPr>
-              <w:jc w:val="both"/>
-              <w:rPr>
-                <w:rFonts w:ascii="Times New Roman" w:hAnsi="Times New Roman" w:cs="Times New Roman"/>
-                <w:lang w:val="tr-TR"/>
-              </w:rPr>
-            </w:pPr>
-          </w:p>
-        </w:tc>
-      </w:tr>
-      <w:tr>
-        <w:tc>
-          <w:tcPr>
-            <w:tcW w:w="1081" w:type="dxa"/>
-            <w:shd w:val="clear" w:color="auto" w:fill="FFC000"/>
-          </w:tcPr>
-          <w:p>
-            <w:pPr>
-              <w:jc w:val="both"/>
-              <w:rPr>
-                <w:rFonts w:ascii="Times New Roman" w:hAnsi="Times New Roman" w:cs="Times New Roman"/>
-                <w:lang w:val="tr-TR"/>
-              </w:rPr>
-            </w:pPr>
-            <w:r>
-              <w:rPr>
-                <w:rFonts w:ascii="Times New Roman" w:hAnsi="Times New Roman" w:cs="Times New Roman"/>
-                <w:lang w:val="tr-TR"/>
-              </w:rPr>
-              <w:t>Tema-1</w:t>
-            </w:r>
-          </w:p>
-        </w:tc>
-        <w:tc>
-          <w:tcPr>
-            <w:tcW w:w="1656" w:type="dxa"/>
-            <w:shd w:val="clear" w:color="auto" w:fill="FFC000"/>
-          </w:tcPr>
-          <w:p>
-            <w:pPr>
-              <w:jc w:val="both"/>
-              <w:rPr>
-                <w:rFonts w:ascii="Times New Roman" w:hAnsi="Times New Roman" w:cs="Times New Roman"/>
-                <w:lang w:val="tr-TR"/>
-              </w:rPr>
-            </w:pPr>
-            <w:r>
-              <w:rPr>
-                <w:rFonts w:ascii="Times New Roman" w:hAnsi="Times New Roman" w:cs="Times New Roman"/>
-                <w:lang w:val="tr-TR"/>
-              </w:rPr>
-              <w:t xml:space="preserve">Sıra Sizde </w:t>
-            </w:r>
-          </w:p>
-        </w:tc>
-        <w:tc>
-          <w:tcPr>
-            <w:tcW w:w="1086" w:type="dxa"/>
-            <w:shd w:val="clear" w:color="auto" w:fill="FFC000"/>
-          </w:tcPr>
-          <w:p>
-            <w:pPr>
-              <w:jc w:val="both"/>
-              <w:rPr>
-                <w:rFonts w:ascii="Times New Roman" w:hAnsi="Times New Roman" w:cs="Times New Roman"/>
-                <w:lang w:val="tr-TR"/>
-              </w:rPr>
-            </w:pPr>
-            <w:r>
-              <w:rPr>
-                <w:rFonts w:ascii="Times New Roman" w:hAnsi="Times New Roman" w:cs="Times New Roman"/>
-                <w:lang w:val="tr-TR"/>
-              </w:rPr>
-              <w:t>1.</w:t>
-            </w:r>
-            <w:r>
-              <w:rPr>
-                <w:rFonts w:ascii="Times New Roman" w:hAnsi="Times New Roman" w:cs="Times New Roman"/>
-                <w:lang w:val="tr-TR"/>
-              </w:rPr>
-              <w:t>3.</w:t>
-            </w:r>
-          </w:p>
-        </w:tc>
-        <w:tc>
-          <w:tcPr>
-            <w:tcW w:w="5527" w:type="dxa"/>
-            <w:shd w:val="clear" w:color="auto" w:fill="FFC000"/>
-          </w:tcPr>
-          <w:p>
-            <w:pPr>
-              <w:jc w:val="both"/>
-              <w:rPr>
-                <w:rFonts w:ascii="Times New Roman" w:hAnsi="Times New Roman" w:cs="Times New Roman"/>
-                <w:lang w:val="tr-TR"/>
-              </w:rPr>
-            </w:pPr>
-            <w:r>
-              <w:rPr>
-                <w:rFonts w:ascii="Times New Roman" w:hAnsi="Times New Roman" w:cs="Times New Roman"/>
-                <w:lang w:val="tr-TR"/>
-              </w:rPr>
-              <w:t xml:space="preserve">Kim10.1.4 / </w:t>
-            </w:r>
-            <w:r>
-              <w:rPr>
-                <w:rFonts w:ascii="Times New Roman" w:hAnsi="Times New Roman" w:cs="Times New Roman"/>
-                <w:lang w:val="tr-TR"/>
-              </w:rPr>
-              <w:t>1.1.</w:t>
-            </w:r>
-            <w:r>
-              <w:rPr>
-                <w:rFonts w:ascii="Times New Roman" w:hAnsi="Times New Roman" w:cs="Times New Roman"/>
-                <w:lang w:val="tr-TR"/>
-              </w:rPr>
-              <w:t>4</w:t>
-            </w:r>
-            <w:r>
-              <w:rPr>
-                <w:rFonts w:ascii="Times New Roman" w:hAnsi="Times New Roman" w:cs="Times New Roman"/>
-                <w:lang w:val="tr-TR"/>
-              </w:rPr>
-              <w:t>.</w:t>
-            </w:r>
-            <w:r>
-              <w:rPr>
-                <w:rFonts w:ascii="Times New Roman" w:hAnsi="Times New Roman" w:cs="Times New Roman"/>
-                <w:lang w:val="tr-TR"/>
-              </w:rPr>
-              <w:t>Mol Kavramı</w:t>
-            </w:r>
+            <w:shd w:val="clear" w:color="auto" w:fill="FFC000"/>
+          </w:tcPr>
+          <w:p>
+            <w:pPr>
+              <w:jc w:val="both"/>
+              <w:rPr>
+                <w:rFonts w:ascii="Times New Roman" w:hAnsi="Times New Roman" w:cs="Times New Roman"/>
+                <w:lang w:val="tr-TR"/>
+              </w:rPr>
+            </w:pPr>
           </w:p>
         </w:tc>
       </w:tr>

--- a/Formlar/Kullanilan_Kaliplar-tema-1.docx
+++ b/Formlar/Kullanilan_Kaliplar-tema-1.docx
@@ -1269,6 +1269,13 @@
                 <w:lang w:val="tr-TR"/>
               </w:rPr>
             </w:pPr>
+            <w:r>
+              <w:rPr>
+                <w:rFonts w:ascii="Times New Roman" w:hAnsi="Times New Roman" w:cs="Times New Roman"/>
+                <w:lang w:val="tr-TR"/>
+              </w:rPr>
+              <w:t xml:space="preserve">Analiz ve Keşif Atölyesi </w:t>
+            </w:r>
           </w:p>
         </w:tc>
         <w:tc>
@@ -1284,6 +1291,27 @@
                 <w:lang w:val="tr-TR"/>
               </w:rPr>
             </w:pPr>
+            <w:r>
+              <w:rPr>
+                <w:rFonts w:ascii="Times New Roman" w:hAnsi="Times New Roman" w:cs="Times New Roman"/>
+                <w:lang w:val="tr-TR"/>
+              </w:rPr>
+              <w:t>1.</w:t>
+            </w:r>
+            <w:r>
+              <w:rPr>
+                <w:rFonts w:ascii="Times New Roman" w:hAnsi="Times New Roman" w:cs="Times New Roman"/>
+                <w:lang w:val="tr-TR"/>
+              </w:rPr>
+              <w:t>4</w:t>
+            </w:r>
+            <w:r>
+              <w:rPr>
+                <w:rFonts w:ascii="Times New Roman" w:hAnsi="Times New Roman" w:cs="Times New Roman"/>
+                <w:lang w:val="tr-TR"/>
+              </w:rPr>
+              <w:t>.</w:t>
+            </w:r>
           </w:p>
         </w:tc>
         <w:tc>
@@ -1299,6 +1327,51 @@
                 <w:lang w:val="tr-TR"/>
               </w:rPr>
             </w:pPr>
+            <w:r>
+              <w:rPr>
+                <w:rFonts w:ascii="Times New Roman" w:hAnsi="Times New Roman" w:cs="Times New Roman"/>
+                <w:lang w:val="tr-TR"/>
+              </w:rPr>
+              <w:t>Kim11.1.</w:t>
+            </w:r>
+            <w:r>
+              <w:rPr>
+                <w:rFonts w:ascii="Times New Roman" w:hAnsi="Times New Roman" w:cs="Times New Roman"/>
+                <w:lang w:val="tr-TR"/>
+              </w:rPr>
+              <w:t>4</w:t>
+            </w:r>
+            <w:r>
+              <w:rPr>
+                <w:rFonts w:ascii="Times New Roman" w:hAnsi="Times New Roman" w:cs="Times New Roman"/>
+                <w:lang w:val="tr-TR"/>
+              </w:rPr>
+              <w:t xml:space="preserve"> / 1.1.</w:t>
+            </w:r>
+            <w:r>
+              <w:rPr>
+                <w:rFonts w:ascii="Times New Roman" w:hAnsi="Times New Roman" w:cs="Times New Roman"/>
+                <w:lang w:val="tr-TR"/>
+              </w:rPr>
+              <w:t>4</w:t>
+            </w:r>
+            <w:r>
+              <w:rPr>
+                <w:rFonts w:ascii="Times New Roman" w:hAnsi="Times New Roman" w:cs="Times New Roman"/>
+                <w:lang w:val="tr-TR"/>
+              </w:rPr>
+              <w:t>.</w:t>
+            </w:r>
+            <w:r>
+              <w:t xml:space="preserve"> </w:t>
+            </w:r>
+            <w:r>
+              <w:rPr>
+                <w:rFonts w:ascii="Times New Roman" w:hAnsi="Times New Roman" w:cs="Times New Roman"/>
+                <w:lang w:val="tr-TR"/>
+              </w:rPr>
+              <w:t>Standart Oluşum Entalpileriyle Tepkime Entalpisinin Hesaplanması</w:t>
+            </w:r>
           </w:p>
         </w:tc>
       </w:tr>
@@ -1313,9 +1386,122 @@
               <w:jc w:val="both"/>
               <w:rPr>
                 <w:rFonts w:ascii="Times New Roman" w:hAnsi="Times New Roman" w:cs="Times New Roman"/>
-                <w:lang w:val="tr-TR"/>
-              </w:rPr>
-            </w:pPr>
+              </w:rPr>
+            </w:pPr>
+            <w:r>
+              <w:rPr>
+                <w:rFonts w:ascii="Times New Roman" w:hAnsi="Times New Roman" w:cs="Times New Roman"/>
+                <w:lang w:val="tr-TR"/>
+              </w:rPr>
+              <w:t>Tema-1</w:t>
+            </w:r>
+          </w:p>
+        </w:tc>
+        <w:tc>
+          <w:tcPr>
+            <w:tcW w:w="1656" w:type="dxa"/>
+            <w:shd w:val="clear" w:color="auto" w:fill="FFC000"/>
+          </w:tcPr>
+          <w:p>
+            <w:pPr>
+              <w:jc w:val="both"/>
+              <w:rPr>
+                <w:rFonts w:ascii="Times New Roman" w:hAnsi="Times New Roman" w:cs="Times New Roman"/>
+                <w:lang w:val="tr-TR"/>
+              </w:rPr>
+            </w:pPr>
+            <w:r>
+              <w:rPr>
+                <w:rFonts w:ascii="Times New Roman" w:hAnsi="Times New Roman" w:cs="Times New Roman"/>
+                <w:lang w:val="tr-TR"/>
+              </w:rPr>
+              <w:t xml:space="preserve">Sıra Sizde </w:t>
+            </w:r>
+          </w:p>
+        </w:tc>
+        <w:tc>
+          <w:tcPr>
+            <w:tcW w:w="1086" w:type="dxa"/>
+            <w:shd w:val="clear" w:color="auto" w:fill="FFC000"/>
+          </w:tcPr>
+          <w:p>
+            <w:pPr>
+              <w:jc w:val="both"/>
+              <w:rPr>
+                <w:rFonts w:ascii="Times New Roman" w:hAnsi="Times New Roman" w:cs="Times New Roman"/>
+                <w:lang w:val="tr-TR"/>
+              </w:rPr>
+            </w:pPr>
+            <w:r>
+              <w:rPr>
+                <w:rFonts w:ascii="Times New Roman" w:hAnsi="Times New Roman" w:cs="Times New Roman"/>
+                <w:lang w:val="tr-TR"/>
+              </w:rPr>
+              <w:t>1.</w:t>
+            </w:r>
+            <w:r>
+              <w:rPr>
+                <w:rFonts w:ascii="Times New Roman" w:hAnsi="Times New Roman" w:cs="Times New Roman"/>
+                <w:lang w:val="tr-TR"/>
+              </w:rPr>
+              <w:t>4.</w:t>
+            </w:r>
+          </w:p>
+        </w:tc>
+        <w:tc>
+          <w:tcPr>
+            <w:tcW w:w="5527" w:type="dxa"/>
+            <w:shd w:val="clear" w:color="auto" w:fill="FFC000"/>
+          </w:tcPr>
+          <w:p>
+            <w:pPr>
+              <w:jc w:val="both"/>
+              <w:rPr>
+                <w:rFonts w:ascii="Times New Roman" w:hAnsi="Times New Roman" w:cs="Times New Roman"/>
+                <w:lang w:val="tr-TR"/>
+              </w:rPr>
+            </w:pPr>
+            <w:r>
+              <w:rPr>
+                <w:rFonts w:ascii="Times New Roman" w:hAnsi="Times New Roman" w:cs="Times New Roman"/>
+                <w:lang w:val="tr-TR"/>
+              </w:rPr>
+              <w:t>Kim11.1.4 / 1.1.4.</w:t>
+            </w:r>
+            <w:r>
+              <w:t xml:space="preserve"> </w:t>
+            </w:r>
+            <w:r>
+              <w:rPr>
+                <w:rFonts w:ascii="Times New Roman" w:hAnsi="Times New Roman" w:cs="Times New Roman"/>
+                <w:lang w:val="tr-TR"/>
+              </w:rPr>
+              <w:t>Standart Oluşum Entalpileriyle Tepkime Entalpisinin Hesaplanması</w:t>
+            </w:r>
+          </w:p>
+        </w:tc>
+      </w:tr>
+      <w:tr>
+        <w:tc>
+          <w:tcPr>
+            <w:tcW w:w="1081" w:type="dxa"/>
+            <w:shd w:val="clear" w:color="auto" w:fill="FFC000"/>
+          </w:tcPr>
+          <w:p>
+            <w:pPr>
+              <w:jc w:val="both"/>
+              <w:rPr>
+                <w:rFonts w:ascii="Times New Roman" w:hAnsi="Times New Roman" w:cs="Times New Roman"/>
+                <w:lang w:val="tr-TR"/>
+              </w:rPr>
+            </w:pPr>
+            <w:r>
+              <w:rPr>
+                <w:rFonts w:ascii="Times New Roman" w:hAnsi="Times New Roman" w:cs="Times New Roman"/>
+                <w:lang w:val="tr-TR"/>
+              </w:rPr>
+              <w:t>Tema-1</w:t>
+            </w:r>
           </w:p>
         </w:tc>
         <w:tc>
@@ -1331,6 +1517,13 @@
                 <w:lang w:val="tr-TR"/>
               </w:rPr>
             </w:pPr>
+            <w:r>
+              <w:rPr>
+                <w:rFonts w:ascii="Times New Roman" w:hAnsi="Times New Roman" w:cs="Times New Roman"/>
+                <w:lang w:val="tr-TR"/>
+              </w:rPr>
+              <w:t xml:space="preserve">Analiz ve Keşif Atölyesi </w:t>
+            </w:r>
           </w:p>
         </w:tc>
         <w:tc>
@@ -1346,6 +1539,27 @@
                 <w:lang w:val="tr-TR"/>
               </w:rPr>
             </w:pPr>
+            <w:r>
+              <w:rPr>
+                <w:rFonts w:ascii="Times New Roman" w:hAnsi="Times New Roman" w:cs="Times New Roman"/>
+                <w:lang w:val="tr-TR"/>
+              </w:rPr>
+              <w:t>1.</w:t>
+            </w:r>
+            <w:r>
+              <w:rPr>
+                <w:rFonts w:ascii="Times New Roman" w:hAnsi="Times New Roman" w:cs="Times New Roman"/>
+                <w:lang w:val="tr-TR"/>
+              </w:rPr>
+              <w:t>5</w:t>
+            </w:r>
+            <w:r>
+              <w:rPr>
+                <w:rFonts w:ascii="Times New Roman" w:hAnsi="Times New Roman" w:cs="Times New Roman"/>
+                <w:lang w:val="tr-TR"/>
+              </w:rPr>
+              <w:t>.</w:t>
+            </w:r>
           </w:p>
         </w:tc>
         <w:tc>
@@ -1361,6 +1575,41 @@
                 <w:lang w:val="tr-TR"/>
               </w:rPr>
             </w:pPr>
+            <w:r>
+              <w:rPr>
+                <w:rFonts w:ascii="Times New Roman" w:hAnsi="Times New Roman" w:cs="Times New Roman"/>
+                <w:lang w:val="tr-TR"/>
+              </w:rPr>
+              <w:t xml:space="preserve">Kim10.1.6 / </w:t>
+            </w:r>
+            <w:r>
+              <w:rPr>
+                <w:rFonts w:ascii="Times New Roman" w:hAnsi="Times New Roman" w:cs="Times New Roman"/>
+                <w:lang w:val="tr-TR"/>
+              </w:rPr>
+              <w:t>1.1.</w:t>
+            </w:r>
+            <w:r>
+              <w:rPr>
+                <w:rFonts w:ascii="Times New Roman" w:hAnsi="Times New Roman" w:cs="Times New Roman"/>
+                <w:lang w:val="tr-TR"/>
+              </w:rPr>
+              <w:t>5</w:t>
+            </w:r>
+            <w:r>
+              <w:rPr>
+                <w:rFonts w:ascii="Times New Roman" w:hAnsi="Times New Roman" w:cs="Times New Roman"/>
+                <w:lang w:val="tr-TR"/>
+              </w:rPr>
+              <w:t>.</w:t>
+            </w:r>
+            <w:r>
+              <w:rPr>
+                <w:rFonts w:ascii="Times New Roman" w:hAnsi="Times New Roman" w:cs="Times New Roman"/>
+                <w:lang w:val="tr-TR"/>
+              </w:rPr>
+              <w:t>Kimyasal Tepkimelerin Denkleştirilmesi</w:t>
+            </w:r>
           </w:p>
         </w:tc>
       </w:tr>
@@ -1378,6 +1627,13 @@
                 <w:lang w:val="tr-TR"/>
               </w:rPr>
             </w:pPr>
+            <w:r>
+              <w:rPr>
+                <w:rFonts w:ascii="Times New Roman" w:hAnsi="Times New Roman" w:cs="Times New Roman"/>
+                <w:lang w:val="tr-TR"/>
+              </w:rPr>
+              <w:t>Tema-1</w:t>
+            </w:r>
           </w:p>
         </w:tc>
         <w:tc>
@@ -1393,6 +1649,13 @@
                 <w:lang w:val="tr-TR"/>
               </w:rPr>
             </w:pPr>
+            <w:r>
+              <w:rPr>
+                <w:rFonts w:ascii="Times New Roman" w:hAnsi="Times New Roman" w:cs="Times New Roman"/>
+                <w:lang w:val="tr-TR"/>
+              </w:rPr>
+              <w:t xml:space="preserve">Sıra Sizde </w:t>
+            </w:r>
           </w:p>
         </w:tc>
         <w:tc>
@@ -1408,6 +1671,20 @@
                 <w:lang w:val="tr-TR"/>
               </w:rPr>
             </w:pPr>
+            <w:r>
+              <w:rPr>
+                <w:rFonts w:ascii="Times New Roman" w:hAnsi="Times New Roman" w:cs="Times New Roman"/>
+                <w:lang w:val="tr-TR"/>
+              </w:rPr>
+              <w:t>1.</w:t>
+            </w:r>
+            <w:r>
+              <w:rPr>
+                <w:rFonts w:ascii="Times New Roman" w:hAnsi="Times New Roman" w:cs="Times New Roman"/>
+                <w:lang w:val="tr-TR"/>
+              </w:rPr>
+              <w:t>5.</w:t>
+            </w:r>
           </w:p>
         </w:tc>
         <w:tc>
@@ -1423,6 +1700,41 @@
                 <w:lang w:val="tr-TR"/>
               </w:rPr>
             </w:pPr>
+            <w:r>
+              <w:rPr>
+                <w:rFonts w:ascii="Times New Roman" w:hAnsi="Times New Roman" w:cs="Times New Roman"/>
+                <w:lang w:val="tr-TR"/>
+              </w:rPr>
+              <w:t xml:space="preserve">Kim10.1.6 / </w:t>
+            </w:r>
+            <w:r>
+              <w:rPr>
+                <w:rFonts w:ascii="Times New Roman" w:hAnsi="Times New Roman" w:cs="Times New Roman"/>
+                <w:lang w:val="tr-TR"/>
+              </w:rPr>
+              <w:t>1.1.</w:t>
+            </w:r>
+            <w:r>
+              <w:rPr>
+                <w:rFonts w:ascii="Times New Roman" w:hAnsi="Times New Roman" w:cs="Times New Roman"/>
+                <w:lang w:val="tr-TR"/>
+              </w:rPr>
+              <w:t>5</w:t>
+            </w:r>
+            <w:r>
+              <w:rPr>
+                <w:rFonts w:ascii="Times New Roman" w:hAnsi="Times New Roman" w:cs="Times New Roman"/>
+                <w:lang w:val="tr-TR"/>
+              </w:rPr>
+              <w:t>.</w:t>
+            </w:r>
+            <w:r>
+              <w:rPr>
+                <w:rFonts w:ascii="Times New Roman" w:hAnsi="Times New Roman" w:cs="Times New Roman"/>
+                <w:lang w:val="tr-TR"/>
+              </w:rPr>
+              <w:t>Kimyasal Tepkimelerin Denkleştirilmesi</w:t>
+            </w:r>
           </w:p>
         </w:tc>
       </w:tr>
@@ -1496,7 +1808,7 @@
                 <w:rFonts w:ascii="Times New Roman" w:hAnsi="Times New Roman" w:cs="Times New Roman"/>
                 <w:lang w:val="tr-TR"/>
               </w:rPr>
-              <w:t>4</w:t>
+              <w:t>6</w:t>
             </w:r>
             <w:r>
               <w:rPr>
@@ -1525,7 +1837,7 @@
                 <w:rFonts w:ascii="Times New Roman" w:hAnsi="Times New Roman" w:cs="Times New Roman"/>
                 <w:lang w:val="tr-TR"/>
               </w:rPr>
-              <w:t xml:space="preserve">Kim10.1.5 / </w:t>
+              <w:t xml:space="preserve">Kim10.1.7 / </w:t>
             </w:r>
             <w:r>
               <w:rPr>
@@ -1539,7 +1851,7 @@
                 <w:rFonts w:ascii="Times New Roman" w:hAnsi="Times New Roman" w:cs="Times New Roman"/>
                 <w:lang w:val="tr-TR"/>
               </w:rPr>
-              <w:t>4</w:t>
+              <w:t>6</w:t>
             </w:r>
             <w:r>
               <w:rPr>
@@ -1553,7 +1865,14 @@
                 <w:rFonts w:ascii="Times New Roman" w:hAnsi="Times New Roman" w:cs="Times New Roman"/>
                 <w:lang w:val="tr-TR"/>
               </w:rPr>
-              <w:t>Mol Kavramı</w:t>
+              <w:t xml:space="preserve">Kimyasal </w:t>
+            </w:r>
+            <w:r>
+              <w:rPr>
+                <w:rFonts w:ascii="Times New Roman" w:hAnsi="Times New Roman" w:cs="Times New Roman"/>
+                <w:lang w:val="tr-TR"/>
+              </w:rPr>
+              <w:t>Hesaplamalar</w:t>
             </w:r>
           </w:p>
         </w:tc>
@@ -1569,6 +1888,146 @@
               <w:jc w:val="both"/>
               <w:rPr>
                 <w:rFonts w:ascii="Times New Roman" w:hAnsi="Times New Roman" w:cs="Times New Roman"/>
+                <w:lang w:val="tr-TR"/>
+              </w:rPr>
+            </w:pPr>
+            <w:r>
+              <w:rPr>
+                <w:rFonts w:ascii="Times New Roman" w:hAnsi="Times New Roman" w:cs="Times New Roman"/>
+                <w:lang w:val="tr-TR"/>
+              </w:rPr>
+              <w:t>Tema-1</w:t>
+            </w:r>
+          </w:p>
+        </w:tc>
+        <w:tc>
+          <w:tcPr>
+            <w:tcW w:w="1656" w:type="dxa"/>
+            <w:shd w:val="clear" w:color="auto" w:fill="00B0F0"/>
+          </w:tcPr>
+          <w:p>
+            <w:pPr>
+              <w:jc w:val="both"/>
+              <w:rPr>
+                <w:rFonts w:ascii="Times New Roman" w:hAnsi="Times New Roman" w:cs="Times New Roman"/>
+                <w:lang w:val="tr-TR"/>
+              </w:rPr>
+            </w:pPr>
+            <w:r>
+              <w:rPr>
+                <w:rFonts w:ascii="Times New Roman" w:hAnsi="Times New Roman" w:cs="Times New Roman"/>
+                <w:lang w:val="tr-TR"/>
+              </w:rPr>
+              <w:t xml:space="preserve">Analiz ve Keşif Atölyesi </w:t>
+            </w:r>
+          </w:p>
+        </w:tc>
+        <w:tc>
+          <w:tcPr>
+            <w:tcW w:w="1086" w:type="dxa"/>
+            <w:shd w:val="clear" w:color="auto" w:fill="00B0F0"/>
+          </w:tcPr>
+          <w:p>
+            <w:pPr>
+              <w:jc w:val="both"/>
+              <w:rPr>
+                <w:rFonts w:ascii="Times New Roman" w:hAnsi="Times New Roman" w:cs="Times New Roman"/>
+                <w:lang w:val="tr-TR"/>
+              </w:rPr>
+            </w:pPr>
+            <w:r>
+              <w:rPr>
+                <w:rFonts w:ascii="Times New Roman" w:hAnsi="Times New Roman" w:cs="Times New Roman"/>
+                <w:lang w:val="tr-TR"/>
+              </w:rPr>
+              <w:t>1.</w:t>
+            </w:r>
+            <w:r>
+              <w:rPr>
+                <w:rFonts w:ascii="Times New Roman" w:hAnsi="Times New Roman" w:cs="Times New Roman"/>
+                <w:lang w:val="tr-TR"/>
+              </w:rPr>
+              <w:t>7</w:t>
+            </w:r>
+            <w:r>
+              <w:rPr>
+                <w:rFonts w:ascii="Times New Roman" w:hAnsi="Times New Roman" w:cs="Times New Roman"/>
+                <w:lang w:val="tr-TR"/>
+              </w:rPr>
+              <w:t>.</w:t>
+            </w:r>
+          </w:p>
+        </w:tc>
+        <w:tc>
+          <w:tcPr>
+            <w:tcW w:w="5527" w:type="dxa"/>
+            <w:shd w:val="clear" w:color="auto" w:fill="00B0F0"/>
+          </w:tcPr>
+          <w:p>
+            <w:pPr>
+              <w:jc w:val="both"/>
+              <w:rPr>
+                <w:rFonts w:ascii="Times New Roman" w:hAnsi="Times New Roman" w:cs="Times New Roman"/>
+                <w:lang w:val="tr-TR"/>
+              </w:rPr>
+            </w:pPr>
+            <w:r>
+              <w:rPr>
+                <w:rFonts w:ascii="Times New Roman" w:hAnsi="Times New Roman" w:cs="Times New Roman"/>
+                <w:lang w:val="tr-TR"/>
+              </w:rPr>
+              <w:t xml:space="preserve">Kim10.1.7 / </w:t>
+            </w:r>
+            <w:r>
+              <w:rPr>
+                <w:rFonts w:ascii="Times New Roman" w:hAnsi="Times New Roman" w:cs="Times New Roman"/>
+                <w:lang w:val="tr-TR"/>
+              </w:rPr>
+              <w:t>1.1.</w:t>
+            </w:r>
+            <w:r>
+              <w:rPr>
+                <w:rFonts w:ascii="Times New Roman" w:hAnsi="Times New Roman" w:cs="Times New Roman"/>
+                <w:lang w:val="tr-TR"/>
+              </w:rPr>
+              <w:t>6</w:t>
+            </w:r>
+            <w:r>
+              <w:rPr>
+                <w:rFonts w:ascii="Times New Roman" w:hAnsi="Times New Roman" w:cs="Times New Roman"/>
+                <w:lang w:val="tr-TR"/>
+              </w:rPr>
+              <w:t>.</w:t>
+            </w:r>
+            <w:r>
+              <w:rPr>
+                <w:rFonts w:ascii="Times New Roman" w:hAnsi="Times New Roman" w:cs="Times New Roman"/>
+                <w:lang w:val="tr-TR"/>
+              </w:rPr>
+              <w:t xml:space="preserve">Kimyasal </w:t>
+            </w:r>
+            <w:r>
+              <w:rPr>
+                <w:rFonts w:ascii="Times New Roman" w:hAnsi="Times New Roman" w:cs="Times New Roman"/>
+                <w:lang w:val="tr-TR"/>
+              </w:rPr>
+              <w:t>Hesaplamalar</w:t>
+            </w:r>
+          </w:p>
+        </w:tc>
+      </w:tr>
+      <w:tr>
+        <w:tc>
+          <w:tcPr>
+            <w:tcW w:w="1081" w:type="dxa"/>
+            <w:shd w:val="clear" w:color="auto" w:fill="FFC000"/>
+          </w:tcPr>
+          <w:p>
+            <w:pPr>
+              <w:jc w:val="both"/>
+              <w:rPr>
+                <w:rFonts w:ascii="Times New Roman" w:hAnsi="Times New Roman" w:cs="Times New Roman"/>
+                <w:lang w:val="tr-TR"/>
               </w:rPr>
             </w:pPr>
             <w:r>
@@ -1620,14 +2079,14 @@
                 <w:rFonts w:ascii="Times New Roman" w:hAnsi="Times New Roman" w:cs="Times New Roman"/>
                 <w:lang w:val="tr-TR"/>
               </w:rPr>
-              <w:t>1.</w:t>
-            </w:r>
-            <w:r>
-              <w:rPr>
-                <w:rFonts w:ascii="Times New Roman" w:hAnsi="Times New Roman" w:cs="Times New Roman"/>
-                <w:lang w:val="tr-TR"/>
-              </w:rPr>
-              <w:t>4.</w:t>
+              <w:t>1</w:t>
+            </w:r>
+            <w:r>
+              <w:rPr>
+                <w:rFonts w:ascii="Times New Roman" w:hAnsi="Times New Roman" w:cs="Times New Roman"/>
+                <w:lang w:val="tr-TR"/>
+              </w:rPr>
+              <w:t>.6.</w:t>
             </w:r>
           </w:p>
         </w:tc>
@@ -1649,7 +2108,7 @@
                 <w:rFonts w:ascii="Times New Roman" w:hAnsi="Times New Roman" w:cs="Times New Roman"/>
                 <w:lang w:val="tr-TR"/>
               </w:rPr>
-              <w:t xml:space="preserve">Kim10.1.5 / </w:t>
+              <w:t xml:space="preserve">Kim10.1.7 / </w:t>
             </w:r>
             <w:r>
               <w:rPr>
@@ -1663,7 +2122,7 @@
                 <w:rFonts w:ascii="Times New Roman" w:hAnsi="Times New Roman" w:cs="Times New Roman"/>
                 <w:lang w:val="tr-TR"/>
               </w:rPr>
-              <w:t>4</w:t>
+              <w:t>6</w:t>
             </w:r>
             <w:r>
               <w:rPr>
@@ -1677,7 +2136,14 @@
                 <w:rFonts w:ascii="Times New Roman" w:hAnsi="Times New Roman" w:cs="Times New Roman"/>
                 <w:lang w:val="tr-TR"/>
               </w:rPr>
-              <w:t>Mol Kavramı</w:t>
+              <w:t xml:space="preserve">Kimyasal </w:t>
+            </w:r>
+            <w:r>
+              <w:rPr>
+                <w:rFonts w:ascii="Times New Roman" w:hAnsi="Times New Roman" w:cs="Times New Roman"/>
+                <w:lang w:val="tr-TR"/>
+              </w:rPr>
+              <w:t>Hesaplamalar</w:t>
             </w:r>
           </w:p>
         </w:tc>
@@ -1752,7 +2218,7 @@
                 <w:rFonts w:ascii="Times New Roman" w:hAnsi="Times New Roman" w:cs="Times New Roman"/>
                 <w:lang w:val="tr-TR"/>
               </w:rPr>
-              <w:t>5</w:t>
+              <w:t>8</w:t>
             </w:r>
             <w:r>
               <w:rPr>
@@ -1781,35 +2247,14 @@
                 <w:rFonts w:ascii="Times New Roman" w:hAnsi="Times New Roman" w:cs="Times New Roman"/>
                 <w:lang w:val="tr-TR"/>
               </w:rPr>
-              <w:t xml:space="preserve">Kim10.1.6 / </w:t>
-            </w:r>
-            <w:r>
-              <w:rPr>
-                <w:rFonts w:ascii="Times New Roman" w:hAnsi="Times New Roman" w:cs="Times New Roman"/>
-                <w:lang w:val="tr-TR"/>
-              </w:rPr>
-              <w:t>1.1.</w:t>
-            </w:r>
-            <w:r>
-              <w:rPr>
-                <w:rFonts w:ascii="Times New Roman" w:hAnsi="Times New Roman" w:cs="Times New Roman"/>
-                <w:lang w:val="tr-TR"/>
-              </w:rPr>
-              <w:t>5</w:t>
-            </w:r>
-            <w:r>
-              <w:rPr>
-                <w:rFonts w:ascii="Times New Roman" w:hAnsi="Times New Roman" w:cs="Times New Roman"/>
-                <w:lang w:val="tr-TR"/>
-              </w:rPr>
-              <w:t>.</w:t>
-            </w:r>
-            <w:r>
-              <w:rPr>
-                <w:rFonts w:ascii="Times New Roman" w:hAnsi="Times New Roman" w:cs="Times New Roman"/>
-                <w:lang w:val="tr-TR"/>
-              </w:rPr>
-              <w:t>Kimyasal Tepkimelerin Denkleştirilmesi</w:t>
+              <w:t xml:space="preserve">Kim10.1.8 / </w:t>
+            </w:r>
+            <w:r>
+              <w:rPr>
+                <w:rFonts w:ascii="Times New Roman" w:hAnsi="Times New Roman" w:cs="Times New Roman"/>
+                <w:lang w:val="tr-TR"/>
+              </w:rPr>
+              <w:t>1.2.1.Gazların Özellikleri ve Gaz Yasaları</w:t>
             </w:r>
           </w:p>
         </w:tc>
@@ -1877,14 +2322,14 @@
                 <w:rFonts w:ascii="Times New Roman" w:hAnsi="Times New Roman" w:cs="Times New Roman"/>
                 <w:lang w:val="tr-TR"/>
               </w:rPr>
-              <w:t>1.</w:t>
-            </w:r>
-            <w:r>
-              <w:rPr>
-                <w:rFonts w:ascii="Times New Roman" w:hAnsi="Times New Roman" w:cs="Times New Roman"/>
-                <w:lang w:val="tr-TR"/>
-              </w:rPr>
-              <w:t>5.</w:t>
+              <w:t>1</w:t>
+            </w:r>
+            <w:r>
+              <w:rPr>
+                <w:rFonts w:ascii="Times New Roman" w:hAnsi="Times New Roman" w:cs="Times New Roman"/>
+                <w:lang w:val="tr-TR"/>
+              </w:rPr>
+              <w:t>.7.</w:t>
             </w:r>
           </w:p>
         </w:tc>
@@ -1906,35 +2351,14 @@
                 <w:rFonts w:ascii="Times New Roman" w:hAnsi="Times New Roman" w:cs="Times New Roman"/>
                 <w:lang w:val="tr-TR"/>
               </w:rPr>
-              <w:t xml:space="preserve">Kim10.1.6 / </w:t>
-            </w:r>
-            <w:r>
-              <w:rPr>
-                <w:rFonts w:ascii="Times New Roman" w:hAnsi="Times New Roman" w:cs="Times New Roman"/>
-                <w:lang w:val="tr-TR"/>
-              </w:rPr>
-              <w:t>1.1.</w:t>
-            </w:r>
-            <w:r>
-              <w:rPr>
-                <w:rFonts w:ascii="Times New Roman" w:hAnsi="Times New Roman" w:cs="Times New Roman"/>
-                <w:lang w:val="tr-TR"/>
-              </w:rPr>
-              <w:t>5</w:t>
-            </w:r>
-            <w:r>
-              <w:rPr>
-                <w:rFonts w:ascii="Times New Roman" w:hAnsi="Times New Roman" w:cs="Times New Roman"/>
-                <w:lang w:val="tr-TR"/>
-              </w:rPr>
-              <w:t>.</w:t>
-            </w:r>
-            <w:r>
-              <w:rPr>
-                <w:rFonts w:ascii="Times New Roman" w:hAnsi="Times New Roman" w:cs="Times New Roman"/>
-                <w:lang w:val="tr-TR"/>
-              </w:rPr>
-              <w:t>Kimyasal Tepkimelerin Denkleştirilmesi</w:t>
+              <w:t xml:space="preserve">Kim10.1.8 / </w:t>
+            </w:r>
+            <w:r>
+              <w:rPr>
+                <w:rFonts w:ascii="Times New Roman" w:hAnsi="Times New Roman" w:cs="Times New Roman"/>
+                <w:lang w:val="tr-TR"/>
+              </w:rPr>
+              <w:t>1.2.1.Gazların Özellikleri ve Gaz Yasaları</w:t>
             </w:r>
           </w:p>
         </w:tc>
@@ -2009,7 +2433,7 @@
                 <w:rFonts w:ascii="Times New Roman" w:hAnsi="Times New Roman" w:cs="Times New Roman"/>
                 <w:lang w:val="tr-TR"/>
               </w:rPr>
-              <w:t>6</w:t>
+              <w:t>9</w:t>
             </w:r>
             <w:r>
               <w:rPr>
@@ -2038,42 +2462,14 @@
                 <w:rFonts w:ascii="Times New Roman" w:hAnsi="Times New Roman" w:cs="Times New Roman"/>
                 <w:lang w:val="tr-TR"/>
               </w:rPr>
-              <w:t xml:space="preserve">Kim10.1.7 / </w:t>
-            </w:r>
-            <w:r>
-              <w:rPr>
-                <w:rFonts w:ascii="Times New Roman" w:hAnsi="Times New Roman" w:cs="Times New Roman"/>
-                <w:lang w:val="tr-TR"/>
-              </w:rPr>
-              <w:t>1.1.</w:t>
-            </w:r>
-            <w:r>
-              <w:rPr>
-                <w:rFonts w:ascii="Times New Roman" w:hAnsi="Times New Roman" w:cs="Times New Roman"/>
-                <w:lang w:val="tr-TR"/>
-              </w:rPr>
-              <w:t>6</w:t>
-            </w:r>
-            <w:r>
-              <w:rPr>
-                <w:rFonts w:ascii="Times New Roman" w:hAnsi="Times New Roman" w:cs="Times New Roman"/>
-                <w:lang w:val="tr-TR"/>
-              </w:rPr>
-              <w:t>.</w:t>
-            </w:r>
-            <w:r>
-              <w:rPr>
-                <w:rFonts w:ascii="Times New Roman" w:hAnsi="Times New Roman" w:cs="Times New Roman"/>
-                <w:lang w:val="tr-TR"/>
-              </w:rPr>
-              <w:t xml:space="preserve">Kimyasal </w:t>
-            </w:r>
-            <w:r>
-              <w:rPr>
-                <w:rFonts w:ascii="Times New Roman" w:hAnsi="Times New Roman" w:cs="Times New Roman"/>
-                <w:lang w:val="tr-TR"/>
-              </w:rPr>
-              <w:t>Hesaplamalar</w:t>
+              <w:t xml:space="preserve">Kim10.1.9 / </w:t>
+            </w:r>
+            <w:r>
+              <w:rPr>
+                <w:rFonts w:ascii="Times New Roman" w:hAnsi="Times New Roman" w:cs="Times New Roman"/>
+                <w:lang w:val="tr-TR"/>
+              </w:rPr>
+              <w:t>1.2.1.Gazların Özellikleri ve Gaz Yasaları</w:t>
             </w:r>
           </w:p>
         </w:tc>
@@ -2104,29 +2500,29 @@
         <w:tc>
           <w:tcPr>
             <w:tcW w:w="1656" w:type="dxa"/>
-            <w:shd w:val="clear" w:color="auto" w:fill="00B0F0"/>
-          </w:tcPr>
-          <w:p>
-            <w:pPr>
-              <w:jc w:val="both"/>
-              <w:rPr>
-                <w:rFonts w:ascii="Times New Roman" w:hAnsi="Times New Roman" w:cs="Times New Roman"/>
-                <w:lang w:val="tr-TR"/>
-              </w:rPr>
-            </w:pPr>
-            <w:r>
-              <w:rPr>
-                <w:rFonts w:ascii="Times New Roman" w:hAnsi="Times New Roman" w:cs="Times New Roman"/>
-                <w:lang w:val="tr-TR"/>
-              </w:rPr>
-              <w:t xml:space="preserve">Analiz ve Keşif Atölyesi </w:t>
+            <w:shd w:val="clear" w:color="auto" w:fill="F1A983" w:themeFill="accent2" w:themeFillTint="99"/>
+          </w:tcPr>
+          <w:p>
+            <w:pPr>
+              <w:jc w:val="both"/>
+              <w:rPr>
+                <w:rFonts w:ascii="Times New Roman" w:hAnsi="Times New Roman" w:cs="Times New Roman"/>
+                <w:lang w:val="tr-TR"/>
+              </w:rPr>
+            </w:pPr>
+            <w:r>
+              <w:rPr>
+                <w:rFonts w:ascii="Times New Roman" w:hAnsi="Times New Roman" w:cs="Times New Roman"/>
+                <w:lang w:val="tr-TR"/>
+              </w:rPr>
+              <w:t>Geri Dön ve Çıkarım Yap</w:t>
             </w:r>
           </w:p>
         </w:tc>
         <w:tc>
           <w:tcPr>
             <w:tcW w:w="1086" w:type="dxa"/>
-            <w:shd w:val="clear" w:color="auto" w:fill="00B0F0"/>
+            <w:shd w:val="clear" w:color="auto" w:fill="F1A983" w:themeFill="accent2" w:themeFillTint="99"/>
           </w:tcPr>
           <w:p>
             <w:pPr>
@@ -2148,7 +2544,7 @@
                 <w:rFonts w:ascii="Times New Roman" w:hAnsi="Times New Roman" w:cs="Times New Roman"/>
                 <w:lang w:val="tr-TR"/>
               </w:rPr>
-              <w:t>7</w:t>
+              <w:t>1</w:t>
             </w:r>
             <w:r>
               <w:rPr>
@@ -2162,57 +2558,29 @@
         <w:tc>
           <w:tcPr>
             <w:tcW w:w="5527" w:type="dxa"/>
-            <w:shd w:val="clear" w:color="auto" w:fill="00B0F0"/>
-          </w:tcPr>
-          <w:p>
-            <w:pPr>
-              <w:jc w:val="both"/>
-              <w:rPr>
-                <w:rFonts w:ascii="Times New Roman" w:hAnsi="Times New Roman" w:cs="Times New Roman"/>
-                <w:lang w:val="tr-TR"/>
-              </w:rPr>
-            </w:pPr>
-            <w:r>
-              <w:rPr>
-                <w:rFonts w:ascii="Times New Roman" w:hAnsi="Times New Roman" w:cs="Times New Roman"/>
-                <w:lang w:val="tr-TR"/>
-              </w:rPr>
-              <w:t xml:space="preserve">Kim10.1.7 / </w:t>
-            </w:r>
-            <w:r>
-              <w:rPr>
-                <w:rFonts w:ascii="Times New Roman" w:hAnsi="Times New Roman" w:cs="Times New Roman"/>
-                <w:lang w:val="tr-TR"/>
-              </w:rPr>
-              <w:t>1.1.</w:t>
-            </w:r>
-            <w:r>
-              <w:rPr>
-                <w:rFonts w:ascii="Times New Roman" w:hAnsi="Times New Roman" w:cs="Times New Roman"/>
-                <w:lang w:val="tr-TR"/>
-              </w:rPr>
-              <w:t>6</w:t>
-            </w:r>
-            <w:r>
-              <w:rPr>
-                <w:rFonts w:ascii="Times New Roman" w:hAnsi="Times New Roman" w:cs="Times New Roman"/>
-                <w:lang w:val="tr-TR"/>
-              </w:rPr>
-              <w:t>.</w:t>
-            </w:r>
-            <w:r>
-              <w:rPr>
-                <w:rFonts w:ascii="Times New Roman" w:hAnsi="Times New Roman" w:cs="Times New Roman"/>
-                <w:lang w:val="tr-TR"/>
-              </w:rPr>
-              <w:t xml:space="preserve">Kimyasal </w:t>
-            </w:r>
-            <w:r>
-              <w:rPr>
-                <w:rFonts w:ascii="Times New Roman" w:hAnsi="Times New Roman" w:cs="Times New Roman"/>
-                <w:lang w:val="tr-TR"/>
-              </w:rPr>
-              <w:t>Hesaplamalar</w:t>
+            <w:shd w:val="clear" w:color="auto" w:fill="F1A983" w:themeFill="accent2" w:themeFillTint="99"/>
+          </w:tcPr>
+          <w:p>
+            <w:pPr>
+              <w:jc w:val="both"/>
+              <w:rPr>
+                <w:rFonts w:ascii="Times New Roman" w:hAnsi="Times New Roman" w:cs="Times New Roman"/>
+                <w:lang w:val="tr-TR"/>
+              </w:rPr>
+            </w:pPr>
+            <w:r>
+              <w:rPr>
+                <w:rFonts w:ascii="Times New Roman" w:hAnsi="Times New Roman" w:cs="Times New Roman"/>
+                <w:lang w:val="tr-TR"/>
+              </w:rPr>
+              <w:t xml:space="preserve">Kim10.1.9 / </w:t>
+            </w:r>
+            <w:r>
+              <w:rPr>
+                <w:rFonts w:ascii="Times New Roman" w:hAnsi="Times New Roman" w:cs="Times New Roman"/>
+                <w:lang w:val="tr-TR"/>
+              </w:rPr>
+              <w:t>1.2.1.Gazların Özellikleri ve Gaz Yasaları</w:t>
             </w:r>
           </w:p>
         </w:tc>
@@ -2236,576 +2604,7 @@
                 <w:rFonts w:ascii="Times New Roman" w:hAnsi="Times New Roman" w:cs="Times New Roman"/>
                 <w:lang w:val="tr-TR"/>
               </w:rPr>
-              <w:t>Tema-1</w:t>
-            </w:r>
-          </w:p>
-        </w:tc>
-        <w:tc>
-          <w:tcPr>
-            <w:tcW w:w="1656" w:type="dxa"/>
-            <w:shd w:val="clear" w:color="auto" w:fill="FFC000"/>
-          </w:tcPr>
-          <w:p>
-            <w:pPr>
-              <w:jc w:val="both"/>
-              <w:rPr>
-                <w:rFonts w:ascii="Times New Roman" w:hAnsi="Times New Roman" w:cs="Times New Roman"/>
-                <w:lang w:val="tr-TR"/>
-              </w:rPr>
-            </w:pPr>
-            <w:r>
-              <w:rPr>
-                <w:rFonts w:ascii="Times New Roman" w:hAnsi="Times New Roman" w:cs="Times New Roman"/>
-                <w:lang w:val="tr-TR"/>
-              </w:rPr>
-              <w:t xml:space="preserve">Sıra Sizde </w:t>
-            </w:r>
-          </w:p>
-        </w:tc>
-        <w:tc>
-          <w:tcPr>
-            <w:tcW w:w="1086" w:type="dxa"/>
-            <w:shd w:val="clear" w:color="auto" w:fill="FFC000"/>
-          </w:tcPr>
-          <w:p>
-            <w:pPr>
-              <w:jc w:val="both"/>
-              <w:rPr>
-                <w:rFonts w:ascii="Times New Roman" w:hAnsi="Times New Roman" w:cs="Times New Roman"/>
-                <w:lang w:val="tr-TR"/>
-              </w:rPr>
-            </w:pPr>
-            <w:r>
-              <w:rPr>
-                <w:rFonts w:ascii="Times New Roman" w:hAnsi="Times New Roman" w:cs="Times New Roman"/>
-                <w:lang w:val="tr-TR"/>
-              </w:rPr>
-              <w:t>1</w:t>
-            </w:r>
-            <w:r>
-              <w:rPr>
-                <w:rFonts w:ascii="Times New Roman" w:hAnsi="Times New Roman" w:cs="Times New Roman"/>
-                <w:lang w:val="tr-TR"/>
-              </w:rPr>
-              <w:t>.6.</w:t>
-            </w:r>
-          </w:p>
-        </w:tc>
-        <w:tc>
-          <w:tcPr>
-            <w:tcW w:w="5527" w:type="dxa"/>
-            <w:shd w:val="clear" w:color="auto" w:fill="FFC000"/>
-          </w:tcPr>
-          <w:p>
-            <w:pPr>
-              <w:jc w:val="both"/>
-              <w:rPr>
-                <w:rFonts w:ascii="Times New Roman" w:hAnsi="Times New Roman" w:cs="Times New Roman"/>
-                <w:lang w:val="tr-TR"/>
-              </w:rPr>
-            </w:pPr>
-            <w:r>
-              <w:rPr>
-                <w:rFonts w:ascii="Times New Roman" w:hAnsi="Times New Roman" w:cs="Times New Roman"/>
-                <w:lang w:val="tr-TR"/>
-              </w:rPr>
-              <w:t xml:space="preserve">Kim10.1.7 / </w:t>
-            </w:r>
-            <w:r>
-              <w:rPr>
-                <w:rFonts w:ascii="Times New Roman" w:hAnsi="Times New Roman" w:cs="Times New Roman"/>
-                <w:lang w:val="tr-TR"/>
-              </w:rPr>
-              <w:t>1.1.</w:t>
-            </w:r>
-            <w:r>
-              <w:rPr>
-                <w:rFonts w:ascii="Times New Roman" w:hAnsi="Times New Roman" w:cs="Times New Roman"/>
-                <w:lang w:val="tr-TR"/>
-              </w:rPr>
-              <w:t>6</w:t>
-            </w:r>
-            <w:r>
-              <w:rPr>
-                <w:rFonts w:ascii="Times New Roman" w:hAnsi="Times New Roman" w:cs="Times New Roman"/>
-                <w:lang w:val="tr-TR"/>
-              </w:rPr>
-              <w:t>.</w:t>
-            </w:r>
-            <w:r>
-              <w:rPr>
-                <w:rFonts w:ascii="Times New Roman" w:hAnsi="Times New Roman" w:cs="Times New Roman"/>
-                <w:lang w:val="tr-TR"/>
-              </w:rPr>
-              <w:t xml:space="preserve">Kimyasal </w:t>
-            </w:r>
-            <w:r>
-              <w:rPr>
-                <w:rFonts w:ascii="Times New Roman" w:hAnsi="Times New Roman" w:cs="Times New Roman"/>
-                <w:lang w:val="tr-TR"/>
-              </w:rPr>
-              <w:t>Hesaplamalar</w:t>
-            </w:r>
-          </w:p>
-        </w:tc>
-      </w:tr>
-      <w:tr>
-        <w:tc>
-          <w:tcPr>
-            <w:tcW w:w="1081" w:type="dxa"/>
-            <w:shd w:val="clear" w:color="auto" w:fill="FFC000"/>
-          </w:tcPr>
-          <w:p>
-            <w:pPr>
-              <w:jc w:val="both"/>
-              <w:rPr>
-                <w:rFonts w:ascii="Times New Roman" w:hAnsi="Times New Roman" w:cs="Times New Roman"/>
-                <w:lang w:val="tr-TR"/>
-              </w:rPr>
-            </w:pPr>
-            <w:r>
-              <w:rPr>
-                <w:rFonts w:ascii="Times New Roman" w:hAnsi="Times New Roman" w:cs="Times New Roman"/>
-                <w:lang w:val="tr-TR"/>
-              </w:rPr>
-              <w:t>Tema-1</w:t>
-            </w:r>
-          </w:p>
-        </w:tc>
-        <w:tc>
-          <w:tcPr>
-            <w:tcW w:w="1656" w:type="dxa"/>
-            <w:shd w:val="clear" w:color="auto" w:fill="00B0F0"/>
-          </w:tcPr>
-          <w:p>
-            <w:pPr>
-              <w:jc w:val="both"/>
-              <w:rPr>
-                <w:rFonts w:ascii="Times New Roman" w:hAnsi="Times New Roman" w:cs="Times New Roman"/>
-                <w:lang w:val="tr-TR"/>
-              </w:rPr>
-            </w:pPr>
-            <w:r>
-              <w:rPr>
-                <w:rFonts w:ascii="Times New Roman" w:hAnsi="Times New Roman" w:cs="Times New Roman"/>
-                <w:lang w:val="tr-TR"/>
-              </w:rPr>
-              <w:t xml:space="preserve">Analiz ve Keşif Atölyesi </w:t>
-            </w:r>
-          </w:p>
-        </w:tc>
-        <w:tc>
-          <w:tcPr>
-            <w:tcW w:w="1086" w:type="dxa"/>
-            <w:shd w:val="clear" w:color="auto" w:fill="00B0F0"/>
-          </w:tcPr>
-          <w:p>
-            <w:pPr>
-              <w:jc w:val="both"/>
-              <w:rPr>
-                <w:rFonts w:ascii="Times New Roman" w:hAnsi="Times New Roman" w:cs="Times New Roman"/>
-                <w:lang w:val="tr-TR"/>
-              </w:rPr>
-            </w:pPr>
-            <w:r>
-              <w:rPr>
-                <w:rFonts w:ascii="Times New Roman" w:hAnsi="Times New Roman" w:cs="Times New Roman"/>
-                <w:lang w:val="tr-TR"/>
-              </w:rPr>
-              <w:t>1.</w:t>
-            </w:r>
-            <w:r>
-              <w:rPr>
-                <w:rFonts w:ascii="Times New Roman" w:hAnsi="Times New Roman" w:cs="Times New Roman"/>
-                <w:lang w:val="tr-TR"/>
-              </w:rPr>
-              <w:t>8</w:t>
-            </w:r>
-            <w:r>
-              <w:rPr>
-                <w:rFonts w:ascii="Times New Roman" w:hAnsi="Times New Roman" w:cs="Times New Roman"/>
-                <w:lang w:val="tr-TR"/>
-              </w:rPr>
-              <w:t>.</w:t>
-            </w:r>
-          </w:p>
-        </w:tc>
-        <w:tc>
-          <w:tcPr>
-            <w:tcW w:w="5527" w:type="dxa"/>
-            <w:shd w:val="clear" w:color="auto" w:fill="00B0F0"/>
-          </w:tcPr>
-          <w:p>
-            <w:pPr>
-              <w:jc w:val="both"/>
-              <w:rPr>
-                <w:rFonts w:ascii="Times New Roman" w:hAnsi="Times New Roman" w:cs="Times New Roman"/>
-                <w:lang w:val="tr-TR"/>
-              </w:rPr>
-            </w:pPr>
-            <w:r>
-              <w:rPr>
-                <w:rFonts w:ascii="Times New Roman" w:hAnsi="Times New Roman" w:cs="Times New Roman"/>
-                <w:lang w:val="tr-TR"/>
-              </w:rPr>
-              <w:t xml:space="preserve">Kim10.1.8 / </w:t>
-            </w:r>
-            <w:r>
-              <w:rPr>
-                <w:rFonts w:ascii="Times New Roman" w:hAnsi="Times New Roman" w:cs="Times New Roman"/>
-                <w:lang w:val="tr-TR"/>
-              </w:rPr>
-              <w:t>1.2.1.Gazların Özellikleri ve Gaz Yasaları</w:t>
-            </w:r>
-          </w:p>
-        </w:tc>
-      </w:tr>
-      <w:tr>
-        <w:tc>
-          <w:tcPr>
-            <w:tcW w:w="1081" w:type="dxa"/>
-            <w:shd w:val="clear" w:color="auto" w:fill="FFC000"/>
-          </w:tcPr>
-          <w:p>
-            <w:pPr>
-              <w:jc w:val="both"/>
-              <w:rPr>
-                <w:rFonts w:ascii="Times New Roman" w:hAnsi="Times New Roman" w:cs="Times New Roman"/>
-                <w:lang w:val="tr-TR"/>
-              </w:rPr>
-            </w:pPr>
-            <w:r>
-              <w:rPr>
-                <w:rFonts w:ascii="Times New Roman" w:hAnsi="Times New Roman" w:cs="Times New Roman"/>
-                <w:lang w:val="tr-TR"/>
-              </w:rPr>
-              <w:t>Tema-1</w:t>
-            </w:r>
-          </w:p>
-        </w:tc>
-        <w:tc>
-          <w:tcPr>
-            <w:tcW w:w="1656" w:type="dxa"/>
-            <w:shd w:val="clear" w:color="auto" w:fill="FFC000"/>
-          </w:tcPr>
-          <w:p>
-            <w:pPr>
-              <w:jc w:val="both"/>
-              <w:rPr>
-                <w:rFonts w:ascii="Times New Roman" w:hAnsi="Times New Roman" w:cs="Times New Roman"/>
-                <w:lang w:val="tr-TR"/>
-              </w:rPr>
-            </w:pPr>
-            <w:r>
-              <w:rPr>
-                <w:rFonts w:ascii="Times New Roman" w:hAnsi="Times New Roman" w:cs="Times New Roman"/>
-                <w:lang w:val="tr-TR"/>
-              </w:rPr>
-              <w:t xml:space="preserve">Sıra Sizde </w:t>
-            </w:r>
-          </w:p>
-        </w:tc>
-        <w:tc>
-          <w:tcPr>
-            <w:tcW w:w="1086" w:type="dxa"/>
-            <w:shd w:val="clear" w:color="auto" w:fill="FFC000"/>
-          </w:tcPr>
-          <w:p>
-            <w:pPr>
-              <w:jc w:val="both"/>
-              <w:rPr>
-                <w:rFonts w:ascii="Times New Roman" w:hAnsi="Times New Roman" w:cs="Times New Roman"/>
-                <w:lang w:val="tr-TR"/>
-              </w:rPr>
-            </w:pPr>
-            <w:r>
-              <w:rPr>
-                <w:rFonts w:ascii="Times New Roman" w:hAnsi="Times New Roman" w:cs="Times New Roman"/>
-                <w:lang w:val="tr-TR"/>
-              </w:rPr>
-              <w:t>1</w:t>
-            </w:r>
-            <w:r>
-              <w:rPr>
-                <w:rFonts w:ascii="Times New Roman" w:hAnsi="Times New Roman" w:cs="Times New Roman"/>
-                <w:lang w:val="tr-TR"/>
-              </w:rPr>
-              <w:t>.7.</w:t>
-            </w:r>
-          </w:p>
-        </w:tc>
-        <w:tc>
-          <w:tcPr>
-            <w:tcW w:w="5527" w:type="dxa"/>
-            <w:shd w:val="clear" w:color="auto" w:fill="FFC000"/>
-          </w:tcPr>
-          <w:p>
-            <w:pPr>
-              <w:jc w:val="both"/>
-              <w:rPr>
-                <w:rFonts w:ascii="Times New Roman" w:hAnsi="Times New Roman" w:cs="Times New Roman"/>
-                <w:lang w:val="tr-TR"/>
-              </w:rPr>
-            </w:pPr>
-            <w:r>
-              <w:rPr>
-                <w:rFonts w:ascii="Times New Roman" w:hAnsi="Times New Roman" w:cs="Times New Roman"/>
-                <w:lang w:val="tr-TR"/>
-              </w:rPr>
-              <w:t xml:space="preserve">Kim10.1.8 / </w:t>
-            </w:r>
-            <w:r>
-              <w:rPr>
-                <w:rFonts w:ascii="Times New Roman" w:hAnsi="Times New Roman" w:cs="Times New Roman"/>
-                <w:lang w:val="tr-TR"/>
-              </w:rPr>
-              <w:t>1.2.1.Gazların Özellikleri ve Gaz Yasaları</w:t>
-            </w:r>
-          </w:p>
-        </w:tc>
-      </w:tr>
-      <w:tr>
-        <w:tc>
-          <w:tcPr>
-            <w:tcW w:w="1081" w:type="dxa"/>
-            <w:shd w:val="clear" w:color="auto" w:fill="FFC000"/>
-          </w:tcPr>
-          <w:p>
-            <w:pPr>
-              <w:jc w:val="both"/>
-              <w:rPr>
-                <w:rFonts w:ascii="Times New Roman" w:hAnsi="Times New Roman" w:cs="Times New Roman"/>
-                <w:lang w:val="tr-TR"/>
-              </w:rPr>
-            </w:pPr>
-            <w:r>
-              <w:rPr>
-                <w:rFonts w:ascii="Times New Roman" w:hAnsi="Times New Roman" w:cs="Times New Roman"/>
-                <w:lang w:val="tr-TR"/>
-              </w:rPr>
-              <w:t>Tema-1</w:t>
-            </w:r>
-          </w:p>
-        </w:tc>
-        <w:tc>
-          <w:tcPr>
-            <w:tcW w:w="1656" w:type="dxa"/>
-            <w:shd w:val="clear" w:color="auto" w:fill="00B0F0"/>
-          </w:tcPr>
-          <w:p>
-            <w:pPr>
-              <w:jc w:val="both"/>
-              <w:rPr>
-                <w:rFonts w:ascii="Times New Roman" w:hAnsi="Times New Roman" w:cs="Times New Roman"/>
-                <w:lang w:val="tr-TR"/>
-              </w:rPr>
-            </w:pPr>
-            <w:r>
-              <w:rPr>
-                <w:rFonts w:ascii="Times New Roman" w:hAnsi="Times New Roman" w:cs="Times New Roman"/>
-                <w:lang w:val="tr-TR"/>
-              </w:rPr>
-              <w:t xml:space="preserve">Analiz ve Keşif Atölyesi </w:t>
-            </w:r>
-          </w:p>
-        </w:tc>
-        <w:tc>
-          <w:tcPr>
-            <w:tcW w:w="1086" w:type="dxa"/>
-            <w:shd w:val="clear" w:color="auto" w:fill="00B0F0"/>
-          </w:tcPr>
-          <w:p>
-            <w:pPr>
-              <w:jc w:val="both"/>
-              <w:rPr>
-                <w:rFonts w:ascii="Times New Roman" w:hAnsi="Times New Roman" w:cs="Times New Roman"/>
-                <w:lang w:val="tr-TR"/>
-              </w:rPr>
-            </w:pPr>
-            <w:r>
-              <w:rPr>
-                <w:rFonts w:ascii="Times New Roman" w:hAnsi="Times New Roman" w:cs="Times New Roman"/>
-                <w:lang w:val="tr-TR"/>
-              </w:rPr>
-              <w:t>1.</w:t>
-            </w:r>
-            <w:r>
-              <w:rPr>
-                <w:rFonts w:ascii="Times New Roman" w:hAnsi="Times New Roman" w:cs="Times New Roman"/>
-                <w:lang w:val="tr-TR"/>
-              </w:rPr>
-              <w:t>9</w:t>
-            </w:r>
-            <w:r>
-              <w:rPr>
-                <w:rFonts w:ascii="Times New Roman" w:hAnsi="Times New Roman" w:cs="Times New Roman"/>
-                <w:lang w:val="tr-TR"/>
-              </w:rPr>
-              <w:t>.</w:t>
-            </w:r>
-          </w:p>
-        </w:tc>
-        <w:tc>
-          <w:tcPr>
-            <w:tcW w:w="5527" w:type="dxa"/>
-            <w:shd w:val="clear" w:color="auto" w:fill="00B0F0"/>
-          </w:tcPr>
-          <w:p>
-            <w:pPr>
-              <w:jc w:val="both"/>
-              <w:rPr>
-                <w:rFonts w:ascii="Times New Roman" w:hAnsi="Times New Roman" w:cs="Times New Roman"/>
-                <w:lang w:val="tr-TR"/>
-              </w:rPr>
-            </w:pPr>
-            <w:r>
-              <w:rPr>
-                <w:rFonts w:ascii="Times New Roman" w:hAnsi="Times New Roman" w:cs="Times New Roman"/>
-                <w:lang w:val="tr-TR"/>
-              </w:rPr>
-              <w:t xml:space="preserve">Kim10.1.9 / </w:t>
-            </w:r>
-            <w:r>
-              <w:rPr>
-                <w:rFonts w:ascii="Times New Roman" w:hAnsi="Times New Roman" w:cs="Times New Roman"/>
-                <w:lang w:val="tr-TR"/>
-              </w:rPr>
-              <w:t>1.2.1.Gazların Özellikleri ve Gaz Yasaları</w:t>
-            </w:r>
-          </w:p>
-        </w:tc>
-      </w:tr>
-      <w:tr>
-        <w:tc>
-          <w:tcPr>
-            <w:tcW w:w="1081" w:type="dxa"/>
-            <w:shd w:val="clear" w:color="auto" w:fill="FFC000"/>
-          </w:tcPr>
-          <w:p>
-            <w:pPr>
-              <w:jc w:val="both"/>
-              <w:rPr>
-                <w:rFonts w:ascii="Times New Roman" w:hAnsi="Times New Roman" w:cs="Times New Roman"/>
-                <w:lang w:val="tr-TR"/>
-              </w:rPr>
-            </w:pPr>
-            <w:r>
-              <w:rPr>
-                <w:rFonts w:ascii="Times New Roman" w:hAnsi="Times New Roman" w:cs="Times New Roman"/>
-                <w:lang w:val="tr-TR"/>
-              </w:rPr>
               <w:lastRenderedPageBreak/>
-              <w:t>Tema-1</w:t>
-            </w:r>
-          </w:p>
-        </w:tc>
-        <w:tc>
-          <w:tcPr>
-            <w:tcW w:w="1656" w:type="dxa"/>
-            <w:shd w:val="clear" w:color="auto" w:fill="F1A983" w:themeFill="accent2" w:themeFillTint="99"/>
-          </w:tcPr>
-          <w:p>
-            <w:pPr>
-              <w:jc w:val="both"/>
-              <w:rPr>
-                <w:rFonts w:ascii="Times New Roman" w:hAnsi="Times New Roman" w:cs="Times New Roman"/>
-                <w:lang w:val="tr-TR"/>
-              </w:rPr>
-            </w:pPr>
-            <w:r>
-              <w:rPr>
-                <w:rFonts w:ascii="Times New Roman" w:hAnsi="Times New Roman" w:cs="Times New Roman"/>
-                <w:lang w:val="tr-TR"/>
-              </w:rPr>
-              <w:t>Geri Dön ve Çıkarım Yap</w:t>
-            </w:r>
-          </w:p>
-        </w:tc>
-        <w:tc>
-          <w:tcPr>
-            <w:tcW w:w="1086" w:type="dxa"/>
-            <w:shd w:val="clear" w:color="auto" w:fill="F1A983" w:themeFill="accent2" w:themeFillTint="99"/>
-          </w:tcPr>
-          <w:p>
-            <w:pPr>
-              <w:jc w:val="both"/>
-              <w:rPr>
-                <w:rFonts w:ascii="Times New Roman" w:hAnsi="Times New Roman" w:cs="Times New Roman"/>
-                <w:lang w:val="tr-TR"/>
-              </w:rPr>
-            </w:pPr>
-            <w:r>
-              <w:rPr>
-                <w:rFonts w:ascii="Times New Roman" w:hAnsi="Times New Roman" w:cs="Times New Roman"/>
-                <w:lang w:val="tr-TR"/>
-              </w:rPr>
-              <w:t>1.</w:t>
-            </w:r>
-            <w:r>
-              <w:rPr>
-                <w:rFonts w:ascii="Times New Roman" w:hAnsi="Times New Roman" w:cs="Times New Roman"/>
-                <w:lang w:val="tr-TR"/>
-              </w:rPr>
-              <w:t>1</w:t>
-            </w:r>
-            <w:r>
-              <w:rPr>
-                <w:rFonts w:ascii="Times New Roman" w:hAnsi="Times New Roman" w:cs="Times New Roman"/>
-                <w:lang w:val="tr-TR"/>
-              </w:rPr>
-              <w:t>.</w:t>
-            </w:r>
-          </w:p>
-        </w:tc>
-        <w:tc>
-          <w:tcPr>
-            <w:tcW w:w="5527" w:type="dxa"/>
-            <w:shd w:val="clear" w:color="auto" w:fill="F1A983" w:themeFill="accent2" w:themeFillTint="99"/>
-          </w:tcPr>
-          <w:p>
-            <w:pPr>
-              <w:jc w:val="both"/>
-              <w:rPr>
-                <w:rFonts w:ascii="Times New Roman" w:hAnsi="Times New Roman" w:cs="Times New Roman"/>
-                <w:lang w:val="tr-TR"/>
-              </w:rPr>
-            </w:pPr>
-            <w:r>
-              <w:rPr>
-                <w:rFonts w:ascii="Times New Roman" w:hAnsi="Times New Roman" w:cs="Times New Roman"/>
-                <w:lang w:val="tr-TR"/>
-              </w:rPr>
-              <w:t xml:space="preserve">Kim10.1.9 / </w:t>
-            </w:r>
-            <w:r>
-              <w:rPr>
-                <w:rFonts w:ascii="Times New Roman" w:hAnsi="Times New Roman" w:cs="Times New Roman"/>
-                <w:lang w:val="tr-TR"/>
-              </w:rPr>
-              <w:t>1.2.1.Gazların Özellikleri ve Gaz Yasaları</w:t>
-            </w:r>
-          </w:p>
-        </w:tc>
-      </w:tr>
-      <w:tr>
-        <w:tc>
-          <w:tcPr>
-            <w:tcW w:w="1081" w:type="dxa"/>
-            <w:shd w:val="clear" w:color="auto" w:fill="FFC000"/>
-          </w:tcPr>
-          <w:p>
-            <w:pPr>
-              <w:jc w:val="both"/>
-              <w:rPr>
-                <w:rFonts w:ascii="Times New Roman" w:hAnsi="Times New Roman" w:cs="Times New Roman"/>
-                <w:lang w:val="tr-TR"/>
-              </w:rPr>
-            </w:pPr>
-            <w:r>
-              <w:rPr>
-                <w:rFonts w:ascii="Times New Roman" w:hAnsi="Times New Roman" w:cs="Times New Roman"/>
-                <w:lang w:val="tr-TR"/>
-              </w:rPr>
               <w:t>Tema-1</w:t>
             </w:r>
           </w:p>

--- a/Formlar/Kullanilan_Kaliplar-tema-1.docx
+++ b/Formlar/Kullanilan_Kaliplar-tema-1.docx
@@ -1332,35 +1332,7 @@
                 <w:rFonts w:ascii="Times New Roman" w:hAnsi="Times New Roman" w:cs="Times New Roman"/>
                 <w:lang w:val="tr-TR"/>
               </w:rPr>
-              <w:t>Kim11.1.</w:t>
-            </w:r>
-            <w:r>
-              <w:rPr>
-                <w:rFonts w:ascii="Times New Roman" w:hAnsi="Times New Roman" w:cs="Times New Roman"/>
-                <w:lang w:val="tr-TR"/>
-              </w:rPr>
-              <w:t>4</w:t>
-            </w:r>
-            <w:r>
-              <w:rPr>
-                <w:rFonts w:ascii="Times New Roman" w:hAnsi="Times New Roman" w:cs="Times New Roman"/>
-                <w:lang w:val="tr-TR"/>
-              </w:rPr>
-              <w:t xml:space="preserve"> / 1.1.</w:t>
-            </w:r>
-            <w:r>
-              <w:rPr>
-                <w:rFonts w:ascii="Times New Roman" w:hAnsi="Times New Roman" w:cs="Times New Roman"/>
-                <w:lang w:val="tr-TR"/>
-              </w:rPr>
-              <w:t>4</w:t>
-            </w:r>
-            <w:r>
-              <w:rPr>
-                <w:rFonts w:ascii="Times New Roman" w:hAnsi="Times New Roman" w:cs="Times New Roman"/>
-                <w:lang w:val="tr-TR"/>
-              </w:rPr>
-              <w:t>.</w:t>
+              <w:t>Kim11.1.4 / 1.1.4.</w:t>
             </w:r>
             <w:r>
               <w:t xml:space="preserve"> </w:t>
@@ -1580,7 +1552,35 @@
                 <w:rFonts w:ascii="Times New Roman" w:hAnsi="Times New Roman" w:cs="Times New Roman"/>
                 <w:lang w:val="tr-TR"/>
               </w:rPr>
-              <w:t xml:space="preserve">Kim10.1.6 / </w:t>
+              <w:t>Kim1</w:t>
+            </w:r>
+            <w:r>
+              <w:rPr>
+                <w:rFonts w:ascii="Times New Roman" w:hAnsi="Times New Roman" w:cs="Times New Roman"/>
+                <w:lang w:val="tr-TR"/>
+              </w:rPr>
+              <w:t>1</w:t>
+            </w:r>
+            <w:r>
+              <w:rPr>
+                <w:rFonts w:ascii="Times New Roman" w:hAnsi="Times New Roman" w:cs="Times New Roman"/>
+                <w:lang w:val="tr-TR"/>
+              </w:rPr>
+              <w:t>.1.</w:t>
+            </w:r>
+            <w:r>
+              <w:rPr>
+                <w:rFonts w:ascii="Times New Roman" w:hAnsi="Times New Roman" w:cs="Times New Roman"/>
+                <w:lang w:val="tr-TR"/>
+              </w:rPr>
+              <w:t>5</w:t>
+            </w:r>
+            <w:r>
+              <w:rPr>
+                <w:rFonts w:ascii="Times New Roman" w:hAnsi="Times New Roman" w:cs="Times New Roman"/>
+                <w:lang w:val="tr-TR"/>
+              </w:rPr>
+              <w:t xml:space="preserve"> / </w:t>
             </w:r>
             <w:r>
               <w:rPr>
@@ -1604,11 +1604,14 @@
               <w:t>.</w:t>
             </w:r>
             <w:r>
-              <w:rPr>
-                <w:rFonts w:ascii="Times New Roman" w:hAnsi="Times New Roman" w:cs="Times New Roman"/>
-                <w:lang w:val="tr-TR"/>
-              </w:rPr>
-              <w:t>Kimyasal Tepkimelerin Denkleştirilmesi</w:t>
+              <w:t xml:space="preserve"> </w:t>
+            </w:r>
+            <w:r>
+              <w:rPr>
+                <w:rFonts w:ascii="Times New Roman" w:hAnsi="Times New Roman" w:cs="Times New Roman"/>
+                <w:lang w:val="tr-TR"/>
+              </w:rPr>
+              <w:t>Kimyasal Tepkimelerin Gerçekleşmesi İçin Gerekli Şartlar</w:t>
             </w:r>
           </w:p>
         </w:tc>
@@ -1705,7 +1708,35 @@
                 <w:rFonts w:ascii="Times New Roman" w:hAnsi="Times New Roman" w:cs="Times New Roman"/>
                 <w:lang w:val="tr-TR"/>
               </w:rPr>
-              <w:t xml:space="preserve">Kim10.1.6 / </w:t>
+              <w:t>Kim1</w:t>
+            </w:r>
+            <w:r>
+              <w:rPr>
+                <w:rFonts w:ascii="Times New Roman" w:hAnsi="Times New Roman" w:cs="Times New Roman"/>
+                <w:lang w:val="tr-TR"/>
+              </w:rPr>
+              <w:t>1</w:t>
+            </w:r>
+            <w:r>
+              <w:rPr>
+                <w:rFonts w:ascii="Times New Roman" w:hAnsi="Times New Roman" w:cs="Times New Roman"/>
+                <w:lang w:val="tr-TR"/>
+              </w:rPr>
+              <w:t>.1.</w:t>
+            </w:r>
+            <w:r>
+              <w:rPr>
+                <w:rFonts w:ascii="Times New Roman" w:hAnsi="Times New Roman" w:cs="Times New Roman"/>
+                <w:lang w:val="tr-TR"/>
+              </w:rPr>
+              <w:t>5</w:t>
+            </w:r>
+            <w:r>
+              <w:rPr>
+                <w:rFonts w:ascii="Times New Roman" w:hAnsi="Times New Roman" w:cs="Times New Roman"/>
+                <w:lang w:val="tr-TR"/>
+              </w:rPr>
+              <w:t xml:space="preserve"> / </w:t>
             </w:r>
             <w:r>
               <w:rPr>
@@ -1729,11 +1760,14 @@
               <w:t>.</w:t>
             </w:r>
             <w:r>
-              <w:rPr>
-                <w:rFonts w:ascii="Times New Roman" w:hAnsi="Times New Roman" w:cs="Times New Roman"/>
-                <w:lang w:val="tr-TR"/>
-              </w:rPr>
-              <w:t>Kimyasal Tepkimelerin Denkleştirilmesi</w:t>
+              <w:t xml:space="preserve"> </w:t>
+            </w:r>
+            <w:r>
+              <w:rPr>
+                <w:rFonts w:ascii="Times New Roman" w:hAnsi="Times New Roman" w:cs="Times New Roman"/>
+                <w:lang w:val="tr-TR"/>
+              </w:rPr>
+              <w:t>Kimyasal Tepkimelerin Gerçekleşmesi İçin Gerekli Şartlar</w:t>
             </w:r>
           </w:p>
         </w:tc>
